--- a/verificables revisión sistemática/S6_auditoria_controles_positivos.docx
+++ b/verificables revisión sistemática/S6_auditoria_controles_positivos.docx
@@ -17,7 +17,7 @@
           <w:i/>
           <w:sz w:val="19"/>
         </w:rPr>
-        <w:t>Comprobación de que el cribado no perdió ningún estudio conocido a priori como elegible.</w:t>
+        <w:t>Comprobación, sobre los 40 controles comprobables por PMID de los 42 fijados antes del cribado, de que la selección no perdió ninguno sin un motivo declarado.</w:t>
       </w:r>
     </w:p>
     <w:p>
@@ -25,12 +25,17 @@
         <w:pStyle w:val="Heading2"/>
       </w:pPr>
       <w:r>
-        <w:t>Qué comprueba y por qué a nivel de estudio</w:t>
+        <w:t>Qué es el conjunto de control y qué puede probar</w:t>
       </w:r>
     </w:p>
     <w:p>
       <w:r>
-        <w:t>Antes de iniciar el cribado se fijó un conjunto de 40 estudios identificados en una revisión exploratoria previa y conocidos como elegibles. Después de cada etapa se comprueba que ninguno de ellos haya perdido todos sus informes.</w:t>
+        <w:t>Antes de iniciar el cribado se fijó un conjunto de 42 estudios conocidos como elegibles, procedentes del metaanálisis exploratorio de julio de 2026, que se hizo con asistencia de modelos de lenguaje. La comprobación automática los busca por PMID y alcanzaba a 40 de ellos; los 2 sin PMID (ArmataAP_PA02 y Li2025_biliary) quedan fuera de ella.</w:t>
+      </w:r>
+    </w:p>
+    <w:p>
+      <w:r>
+        <w:t>Las ecuaciones de búsqueda se diseñaron para recuperar este conjunto (S2). Por eso la auditoría no mide la sensibilidad de la búsqueda: que la búsqueda encuentre los controles es una condición con la que se diseñó, no una prueba. Lo que sí acota es lo que pierde la selección: después de cada etapa de cribado se comprueba que ninguno de los controles comprobables haya perdido todos sus informes.</w:t>
       </w:r>
     </w:p>
     <w:p>
@@ -43,7 +48,7 @@
         <w:pStyle w:val="Heading2"/>
       </w:pPr>
       <w:r>
-        <w:t>Resultado</w:t>
+        <w:t>Resultado por etapa</w:t>
       </w:r>
     </w:p>
     <w:tbl>
@@ -85,7 +90,7 @@
                 <w:b/>
                 <w:sz w:val="18"/>
               </w:rPr>
-              <w:t>Estudios de control</w:t>
+              <w:t>Controles comprobables</w:t>
             </w:r>
           </w:p>
         </w:tc>
@@ -247,7 +252,7 @@
               <w:rPr>
                 <w:sz w:val="18"/>
               </w:rPr>
-              <w:t>Etapa 3 (resumen)</w:t>
+              <w:t>Etapa 3 (resumen), antes de la enmienda de idioma</w:t>
             </w:r>
           </w:p>
         </w:tc>
@@ -294,6 +299,815 @@
           </w:p>
         </w:tc>
       </w:tr>
+      <w:tr>
+        <w:tc>
+          <w:tcPr>
+            <w:tcW w:type="dxa" w:w="3402"/>
+          </w:tcPr>
+          <w:p>
+            <w:r/>
+            <w:r>
+              <w:rPr>
+                <w:sz w:val="18"/>
+              </w:rPr>
+              <w:t>Etapa 3 (resumen), tras la enmienda de idioma del 11 de agosto de 2026</w:t>
+            </w:r>
+          </w:p>
+        </w:tc>
+        <w:tc>
+          <w:tcPr>
+            <w:tcW w:type="dxa" w:w="2041"/>
+          </w:tcPr>
+          <w:p>
+            <w:r/>
+            <w:r>
+              <w:rPr>
+                <w:sz w:val="18"/>
+              </w:rPr>
+              <w:t>40</w:t>
+            </w:r>
+          </w:p>
+        </w:tc>
+        <w:tc>
+          <w:tcPr>
+            <w:tcW w:type="dxa" w:w="2041"/>
+          </w:tcPr>
+          <w:p>
+            <w:r/>
+            <w:r>
+              <w:rPr>
+                <w:sz w:val="18"/>
+              </w:rPr>
+              <w:t>39</w:t>
+            </w:r>
+          </w:p>
+        </w:tc>
+        <w:tc>
+          <w:tcPr>
+            <w:tcW w:type="dxa" w:w="1701"/>
+          </w:tcPr>
+          <w:p>
+            <w:r/>
+            <w:r>
+              <w:rPr>
+                <w:sz w:val="18"/>
+              </w:rPr>
+              <w:t>PÉRDIDA DECLARADA (1)</w:t>
+            </w:r>
+          </w:p>
+        </w:tc>
+      </w:tr>
+    </w:tbl>
+    <w:p/>
+    <w:p>
+      <w:r>
+        <w:rPr>
+          <w:i/>
+          <w:color w:val="444444"/>
+          <w:sz w:val="17"/>
+        </w:rPr>
+        <w:t>Recalculado en cada pasada desde los registros de cribado (screening_stage1_all.csv y los registros solo-anexar de las etapas 2 y 3) y desde quality_reports/corpus_identifier_index.txt, por PMID y a nivel de estudio, como la auditoría del canal.</w:t>
+      </w:r>
+    </w:p>
+    <w:p>
+      <w:pPr>
+        <w:pStyle w:val="Heading2"/>
+      </w:pPr>
+      <w:r>
+        <w:t>Pérdida por la enmienda de idioma</w:t>
+      </w:r>
+    </w:p>
+    <w:p>
+      <w:r>
+        <w:t>La restricción a inglés y español, adoptada el 11 de agosto de 2026 con el cribado ya cerrado, excluyó en la etapa de resumen a 1 de los 40 controles comprobables: Ronit et al. (2024), un caso de fagoterapia en prótesis vascular infectada por P. aeruginosa publicado en danés en Ugeskrift for Læger. No es un fallo del cribado, porque el estudio se identificó y se clasificó correctamente, sino el precio del criterio. Hasta esa enmienda, la auditoría pasaba 40 de 40 en las tres etapas.</w:t>
+      </w:r>
+    </w:p>
+    <w:p>
+      <w:r>
+        <w:t>La auditoría distingue las dos situaciones. Una pérdida por una enmienda declarada se informa pero no detiene el canal; una pérdida sin motivo declarado sigue siendo un fallo que lo detiene. Confundirlas arruina la auditoría en cualquiera de los dos sentidos: si falla siempre se acaba ignorando, y si pasa siempre deja de detectar el error que existe para detectar.</w:t>
+      </w:r>
+    </w:p>
+    <w:p>
+      <w:pPr>
+        <w:pStyle w:val="Heading2"/>
+      </w:pPr>
+      <w:r>
+        <w:t>Lo que pasó después del cribado</w:t>
+      </w:r>
+    </w:p>
+    <w:p>
+      <w:r>
+        <w:t>La auditoría del cribado no sigue a los controles más allá de la etapa de resumen. Hoy siguen en el corpus 35 de los 42 fijados. Salieron 7: 1 en la etapa de resumen, por la enmienda de idioma, y 6 después del cribado, en la fase de texto completo. Por NOPDF, 5: ArmataAP_PA02 (EST-082), Casazza 2025 (EST-054), Duplessis 2018 (EST-032), Law 2019 (EST-005) y Maddocks 2019 (EST-033). Por NOREC, 1: Leitner 2021 (EST-118). NOPDF y NOREC excluyen porque no se consiguió o no se pudo leer el artículo, no porque se haya comprobado que el estudio incumple los criterios (S16).</w:t>
+      </w:r>
+    </w:p>
+    <w:tbl>
+      <w:tblPr>
+        <w:tblStyle w:val="LightGrid-Accent1"/>
+        <w:tblW w:type="auto" w:w="0"/>
+        <w:tblLook w:firstColumn="1" w:firstRow="1" w:lastColumn="0" w:lastRow="0" w:noHBand="0" w:noVBand="1" w:val="04A0"/>
+      </w:tblPr>
+      <w:tblGrid>
+        <w:gridCol w:w="1624"/>
+        <w:gridCol w:w="1624"/>
+        <w:gridCol w:w="1624"/>
+        <w:gridCol w:w="1624"/>
+        <w:gridCol w:w="1624"/>
+        <w:gridCol w:w="1624"/>
+      </w:tblGrid>
+      <w:tr>
+        <w:tc>
+          <w:tcPr>
+            <w:tcW w:type="dxa" w:w="1701"/>
+          </w:tcPr>
+          <w:p>
+            <w:r/>
+            <w:r>
+              <w:rPr>
+                <w:b/>
+                <w:sz w:val="18"/>
+              </w:rPr>
+              <w:t>Control</w:t>
+            </w:r>
+          </w:p>
+        </w:tc>
+        <w:tc>
+          <w:tcPr>
+            <w:tcW w:type="dxa" w:w="1134"/>
+          </w:tcPr>
+          <w:p>
+            <w:r/>
+            <w:r>
+              <w:rPr>
+                <w:b/>
+                <w:sz w:val="18"/>
+              </w:rPr>
+              <w:t>Estudio</w:t>
+            </w:r>
+          </w:p>
+        </w:tc>
+        <w:tc>
+          <w:tcPr>
+            <w:tcW w:type="dxa" w:w="2041"/>
+          </w:tcPr>
+          <w:p>
+            <w:r/>
+            <w:r>
+              <w:rPr>
+                <w:b/>
+                <w:sz w:val="18"/>
+              </w:rPr>
+              <w:t>Cuándo salió</w:t>
+            </w:r>
+          </w:p>
+        </w:tc>
+        <w:tc>
+          <w:tcPr>
+            <w:tcW w:type="dxa" w:w="907"/>
+          </w:tcPr>
+          <w:p>
+            <w:r/>
+            <w:r>
+              <w:rPr>
+                <w:b/>
+                <w:sz w:val="18"/>
+              </w:rPr>
+              <w:t>Código</w:t>
+            </w:r>
+          </w:p>
+        </w:tc>
+        <w:tc>
+          <w:tcPr>
+            <w:tcW w:type="dxa" w:w="2041"/>
+          </w:tcPr>
+          <w:p>
+            <w:r/>
+            <w:r>
+              <w:rPr>
+                <w:b/>
+                <w:sz w:val="18"/>
+              </w:rPr>
+              <w:t>Decidido por</w:t>
+            </w:r>
+          </w:p>
+        </w:tc>
+        <w:tc>
+          <w:tcPr>
+            <w:tcW w:type="dxa" w:w="1247"/>
+          </w:tcPr>
+          <w:p>
+            <w:r/>
+            <w:r>
+              <w:rPr>
+                <w:b/>
+                <w:sz w:val="18"/>
+              </w:rPr>
+              <w:t>Fecha</w:t>
+            </w:r>
+          </w:p>
+        </w:tc>
+      </w:tr>
+      <w:tr>
+        <w:tc>
+          <w:tcPr>
+            <w:tcW w:type="dxa" w:w="1701"/>
+          </w:tcPr>
+          <w:p>
+            <w:r/>
+            <w:r>
+              <w:rPr>
+                <w:sz w:val="18"/>
+              </w:rPr>
+              <w:t>ArmataAP_PA02</w:t>
+            </w:r>
+          </w:p>
+        </w:tc>
+        <w:tc>
+          <w:tcPr>
+            <w:tcW w:type="dxa" w:w="1134"/>
+          </w:tcPr>
+          <w:p>
+            <w:r/>
+            <w:r>
+              <w:rPr>
+                <w:sz w:val="18"/>
+              </w:rPr>
+              <w:t>EST-082</w:t>
+            </w:r>
+          </w:p>
+        </w:tc>
+        <w:tc>
+          <w:tcPr>
+            <w:tcW w:type="dxa" w:w="2041"/>
+          </w:tcPr>
+          <w:p>
+            <w:r/>
+            <w:r>
+              <w:rPr>
+                <w:sz w:val="18"/>
+              </w:rPr>
+              <w:t>Fase de texto completo</w:t>
+            </w:r>
+          </w:p>
+        </w:tc>
+        <w:tc>
+          <w:tcPr>
+            <w:tcW w:type="dxa" w:w="907"/>
+          </w:tcPr>
+          <w:p>
+            <w:r/>
+            <w:r>
+              <w:rPr>
+                <w:sz w:val="18"/>
+              </w:rPr>
+              <w:t>NOPDF</w:t>
+            </w:r>
+          </w:p>
+        </w:tc>
+        <w:tc>
+          <w:tcPr>
+            <w:tcW w:type="dxa" w:w="2041"/>
+          </w:tcPr>
+          <w:p>
+            <w:r/>
+            <w:r>
+              <w:rPr>
+                <w:sz w:val="18"/>
+              </w:rPr>
+              <w:t>D. Valdiviezo y N. Trelles</w:t>
+            </w:r>
+          </w:p>
+        </w:tc>
+        <w:tc>
+          <w:tcPr>
+            <w:tcW w:type="dxa" w:w="1247"/>
+          </w:tcPr>
+          <w:p>
+            <w:r/>
+            <w:r>
+              <w:rPr>
+                <w:sz w:val="18"/>
+              </w:rPr>
+              <w:t>2026-10-06</w:t>
+            </w:r>
+          </w:p>
+        </w:tc>
+      </w:tr>
+      <w:tr>
+        <w:tc>
+          <w:tcPr>
+            <w:tcW w:type="dxa" w:w="1701"/>
+          </w:tcPr>
+          <w:p>
+            <w:r/>
+            <w:r>
+              <w:rPr>
+                <w:sz w:val="18"/>
+              </w:rPr>
+              <w:t>Casazza 2025</w:t>
+            </w:r>
+          </w:p>
+        </w:tc>
+        <w:tc>
+          <w:tcPr>
+            <w:tcW w:type="dxa" w:w="1134"/>
+          </w:tcPr>
+          <w:p>
+            <w:r/>
+            <w:r>
+              <w:rPr>
+                <w:sz w:val="18"/>
+              </w:rPr>
+              <w:t>EST-054</w:t>
+            </w:r>
+          </w:p>
+        </w:tc>
+        <w:tc>
+          <w:tcPr>
+            <w:tcW w:type="dxa" w:w="2041"/>
+          </w:tcPr>
+          <w:p>
+            <w:r/>
+            <w:r>
+              <w:rPr>
+                <w:sz w:val="18"/>
+              </w:rPr>
+              <w:t>Fase de texto completo</w:t>
+            </w:r>
+          </w:p>
+        </w:tc>
+        <w:tc>
+          <w:tcPr>
+            <w:tcW w:type="dxa" w:w="907"/>
+          </w:tcPr>
+          <w:p>
+            <w:r/>
+            <w:r>
+              <w:rPr>
+                <w:sz w:val="18"/>
+              </w:rPr>
+              <w:t>NOPDF</w:t>
+            </w:r>
+          </w:p>
+        </w:tc>
+        <w:tc>
+          <w:tcPr>
+            <w:tcW w:type="dxa" w:w="2041"/>
+          </w:tcPr>
+          <w:p>
+            <w:r/>
+            <w:r>
+              <w:rPr>
+                <w:sz w:val="18"/>
+              </w:rPr>
+              <w:t>D. Valdiviezo y N. Trelles</w:t>
+            </w:r>
+          </w:p>
+        </w:tc>
+        <w:tc>
+          <w:tcPr>
+            <w:tcW w:type="dxa" w:w="1247"/>
+          </w:tcPr>
+          <w:p>
+            <w:r/>
+            <w:r>
+              <w:rPr>
+                <w:sz w:val="18"/>
+              </w:rPr>
+              <w:t>2026-10-06</w:t>
+            </w:r>
+          </w:p>
+        </w:tc>
+      </w:tr>
+      <w:tr>
+        <w:tc>
+          <w:tcPr>
+            <w:tcW w:type="dxa" w:w="1701"/>
+          </w:tcPr>
+          <w:p>
+            <w:r/>
+            <w:r>
+              <w:rPr>
+                <w:sz w:val="18"/>
+              </w:rPr>
+              <w:t>Duplessis 2018</w:t>
+            </w:r>
+          </w:p>
+        </w:tc>
+        <w:tc>
+          <w:tcPr>
+            <w:tcW w:type="dxa" w:w="1134"/>
+          </w:tcPr>
+          <w:p>
+            <w:r/>
+            <w:r>
+              <w:rPr>
+                <w:sz w:val="18"/>
+              </w:rPr>
+              <w:t>EST-032</w:t>
+            </w:r>
+          </w:p>
+        </w:tc>
+        <w:tc>
+          <w:tcPr>
+            <w:tcW w:type="dxa" w:w="2041"/>
+          </w:tcPr>
+          <w:p>
+            <w:r/>
+            <w:r>
+              <w:rPr>
+                <w:sz w:val="18"/>
+              </w:rPr>
+              <w:t>Fase de texto completo</w:t>
+            </w:r>
+          </w:p>
+        </w:tc>
+        <w:tc>
+          <w:tcPr>
+            <w:tcW w:type="dxa" w:w="907"/>
+          </w:tcPr>
+          <w:p>
+            <w:r/>
+            <w:r>
+              <w:rPr>
+                <w:sz w:val="18"/>
+              </w:rPr>
+              <w:t>NOPDF</w:t>
+            </w:r>
+          </w:p>
+        </w:tc>
+        <w:tc>
+          <w:tcPr>
+            <w:tcW w:type="dxa" w:w="2041"/>
+          </w:tcPr>
+          <w:p>
+            <w:r/>
+            <w:r>
+              <w:rPr>
+                <w:sz w:val="18"/>
+              </w:rPr>
+              <w:t>D. Valdiviezo y N. Trelles</w:t>
+            </w:r>
+          </w:p>
+        </w:tc>
+        <w:tc>
+          <w:tcPr>
+            <w:tcW w:type="dxa" w:w="1247"/>
+          </w:tcPr>
+          <w:p>
+            <w:r/>
+            <w:r>
+              <w:rPr>
+                <w:sz w:val="18"/>
+              </w:rPr>
+              <w:t>2026-10-06</w:t>
+            </w:r>
+          </w:p>
+        </w:tc>
+      </w:tr>
+      <w:tr>
+        <w:tc>
+          <w:tcPr>
+            <w:tcW w:type="dxa" w:w="1701"/>
+          </w:tcPr>
+          <w:p>
+            <w:r/>
+            <w:r>
+              <w:rPr>
+                <w:sz w:val="18"/>
+              </w:rPr>
+              <w:t>Law 2019</w:t>
+            </w:r>
+          </w:p>
+        </w:tc>
+        <w:tc>
+          <w:tcPr>
+            <w:tcW w:type="dxa" w:w="1134"/>
+          </w:tcPr>
+          <w:p>
+            <w:r/>
+            <w:r>
+              <w:rPr>
+                <w:sz w:val="18"/>
+              </w:rPr>
+              <w:t>EST-005</w:t>
+            </w:r>
+          </w:p>
+        </w:tc>
+        <w:tc>
+          <w:tcPr>
+            <w:tcW w:type="dxa" w:w="2041"/>
+          </w:tcPr>
+          <w:p>
+            <w:r/>
+            <w:r>
+              <w:rPr>
+                <w:sz w:val="18"/>
+              </w:rPr>
+              <w:t>Fase de texto completo</w:t>
+            </w:r>
+          </w:p>
+        </w:tc>
+        <w:tc>
+          <w:tcPr>
+            <w:tcW w:type="dxa" w:w="907"/>
+          </w:tcPr>
+          <w:p>
+            <w:r/>
+            <w:r>
+              <w:rPr>
+                <w:sz w:val="18"/>
+              </w:rPr>
+              <w:t>NOPDF</w:t>
+            </w:r>
+          </w:p>
+        </w:tc>
+        <w:tc>
+          <w:tcPr>
+            <w:tcW w:type="dxa" w:w="2041"/>
+          </w:tcPr>
+          <w:p>
+            <w:r/>
+            <w:r>
+              <w:rPr>
+                <w:sz w:val="18"/>
+              </w:rPr>
+              <w:t>D. Valdiviezo y N. Trelles</w:t>
+            </w:r>
+          </w:p>
+        </w:tc>
+        <w:tc>
+          <w:tcPr>
+            <w:tcW w:type="dxa" w:w="1247"/>
+          </w:tcPr>
+          <w:p>
+            <w:r/>
+            <w:r>
+              <w:rPr>
+                <w:sz w:val="18"/>
+              </w:rPr>
+              <w:t>2026-10-06</w:t>
+            </w:r>
+          </w:p>
+        </w:tc>
+      </w:tr>
+      <w:tr>
+        <w:tc>
+          <w:tcPr>
+            <w:tcW w:type="dxa" w:w="1701"/>
+          </w:tcPr>
+          <w:p>
+            <w:r/>
+            <w:r>
+              <w:rPr>
+                <w:sz w:val="18"/>
+              </w:rPr>
+              <w:t>Leitner 2021</w:t>
+            </w:r>
+          </w:p>
+        </w:tc>
+        <w:tc>
+          <w:tcPr>
+            <w:tcW w:type="dxa" w:w="1134"/>
+          </w:tcPr>
+          <w:p>
+            <w:r/>
+            <w:r>
+              <w:rPr>
+                <w:sz w:val="18"/>
+              </w:rPr>
+              <w:t>EST-118</w:t>
+            </w:r>
+          </w:p>
+        </w:tc>
+        <w:tc>
+          <w:tcPr>
+            <w:tcW w:type="dxa" w:w="2041"/>
+          </w:tcPr>
+          <w:p>
+            <w:r/>
+            <w:r>
+              <w:rPr>
+                <w:sz w:val="18"/>
+              </w:rPr>
+              <w:t>Fase de texto completo</w:t>
+            </w:r>
+          </w:p>
+        </w:tc>
+        <w:tc>
+          <w:tcPr>
+            <w:tcW w:type="dxa" w:w="907"/>
+          </w:tcPr>
+          <w:p>
+            <w:r/>
+            <w:r>
+              <w:rPr>
+                <w:sz w:val="18"/>
+              </w:rPr>
+              <w:t>NOREC</w:t>
+            </w:r>
+          </w:p>
+        </w:tc>
+        <w:tc>
+          <w:tcPr>
+            <w:tcW w:type="dxa" w:w="2041"/>
+          </w:tcPr>
+          <w:p>
+            <w:r/>
+            <w:r>
+              <w:rPr>
+                <w:sz w:val="18"/>
+              </w:rPr>
+              <w:t>D. Valdiviezo</w:t>
+            </w:r>
+          </w:p>
+        </w:tc>
+        <w:tc>
+          <w:tcPr>
+            <w:tcW w:type="dxa" w:w="1247"/>
+          </w:tcPr>
+          <w:p>
+            <w:r/>
+            <w:r>
+              <w:rPr>
+                <w:sz w:val="18"/>
+              </w:rPr>
+              <w:t>2026-09-02</w:t>
+            </w:r>
+          </w:p>
+        </w:tc>
+      </w:tr>
+      <w:tr>
+        <w:tc>
+          <w:tcPr>
+            <w:tcW w:type="dxa" w:w="1701"/>
+          </w:tcPr>
+          <w:p>
+            <w:r/>
+            <w:r>
+              <w:rPr>
+                <w:sz w:val="18"/>
+              </w:rPr>
+              <w:t>Maddocks 2019</w:t>
+            </w:r>
+          </w:p>
+        </w:tc>
+        <w:tc>
+          <w:tcPr>
+            <w:tcW w:type="dxa" w:w="1134"/>
+          </w:tcPr>
+          <w:p>
+            <w:r/>
+            <w:r>
+              <w:rPr>
+                <w:sz w:val="18"/>
+              </w:rPr>
+              <w:t>EST-033</w:t>
+            </w:r>
+          </w:p>
+        </w:tc>
+        <w:tc>
+          <w:tcPr>
+            <w:tcW w:type="dxa" w:w="2041"/>
+          </w:tcPr>
+          <w:p>
+            <w:r/>
+            <w:r>
+              <w:rPr>
+                <w:sz w:val="18"/>
+              </w:rPr>
+              <w:t>Fase de texto completo</w:t>
+            </w:r>
+          </w:p>
+        </w:tc>
+        <w:tc>
+          <w:tcPr>
+            <w:tcW w:type="dxa" w:w="907"/>
+          </w:tcPr>
+          <w:p>
+            <w:r/>
+            <w:r>
+              <w:rPr>
+                <w:sz w:val="18"/>
+              </w:rPr>
+              <w:t>NOPDF</w:t>
+            </w:r>
+          </w:p>
+        </w:tc>
+        <w:tc>
+          <w:tcPr>
+            <w:tcW w:type="dxa" w:w="2041"/>
+          </w:tcPr>
+          <w:p>
+            <w:r/>
+            <w:r>
+              <w:rPr>
+                <w:sz w:val="18"/>
+              </w:rPr>
+              <w:t>D. Valdiviezo y N. Trelles</w:t>
+            </w:r>
+          </w:p>
+        </w:tc>
+        <w:tc>
+          <w:tcPr>
+            <w:tcW w:type="dxa" w:w="1247"/>
+          </w:tcPr>
+          <w:p>
+            <w:r/>
+            <w:r>
+              <w:rPr>
+                <w:sz w:val="18"/>
+              </w:rPr>
+              <w:t>2026-10-06</w:t>
+            </w:r>
+          </w:p>
+        </w:tc>
+      </w:tr>
+      <w:tr>
+        <w:tc>
+          <w:tcPr>
+            <w:tcW w:type="dxa" w:w="1701"/>
+          </w:tcPr>
+          <w:p>
+            <w:r/>
+            <w:r>
+              <w:rPr>
+                <w:sz w:val="18"/>
+              </w:rPr>
+              <w:t>Ronit 2024</w:t>
+            </w:r>
+          </w:p>
+        </w:tc>
+        <w:tc>
+          <w:tcPr>
+            <w:tcW w:type="dxa" w:w="1134"/>
+          </w:tcPr>
+          <w:p>
+            <w:r/>
+            <w:r>
+              <w:rPr>
+                <w:sz w:val="18"/>
+              </w:rPr>
+              <w:t>—</w:t>
+            </w:r>
+          </w:p>
+        </w:tc>
+        <w:tc>
+          <w:tcPr>
+            <w:tcW w:type="dxa" w:w="2041"/>
+          </w:tcPr>
+          <w:p>
+            <w:r/>
+            <w:r>
+              <w:rPr>
+                <w:sz w:val="18"/>
+              </w:rPr>
+              <w:t>Etapa de resumen (enmienda de idioma)</w:t>
+            </w:r>
+          </w:p>
+        </w:tc>
+        <w:tc>
+          <w:tcPr>
+            <w:tcW w:type="dxa" w:w="907"/>
+          </w:tcPr>
+          <w:p>
+            <w:r/>
+            <w:r>
+              <w:rPr>
+                <w:sz w:val="18"/>
+              </w:rPr>
+              <w:t>IDI</w:t>
+            </w:r>
+          </w:p>
+        </w:tc>
+        <w:tc>
+          <w:tcPr>
+            <w:tcW w:type="dxa" w:w="2041"/>
+          </w:tcPr>
+          <w:p>
+            <w:r/>
+            <w:r>
+              <w:rPr>
+                <w:sz w:val="18"/>
+              </w:rPr>
+              <w:t>claude-opus-5 -- enmienda de idioma 2026-08-11</w:t>
+            </w:r>
+          </w:p>
+        </w:tc>
+        <w:tc>
+          <w:tcPr>
+            <w:tcW w:type="dxa" w:w="1247"/>
+          </w:tcPr>
+          <w:p>
+            <w:r/>
+            <w:r>
+              <w:rPr>
+                <w:sz w:val="18"/>
+              </w:rPr>
+              <w:t>2026-08-11</w:t>
+            </w:r>
+          </w:p>
+        </w:tc>
+      </w:tr>
     </w:tbl>
     <w:p/>
     <w:p>
@@ -301,19 +1115,2521 @@
         <w:pStyle w:val="Heading2"/>
       </w:pPr>
       <w:r>
-        <w:t>Perdida por la enmienda de idioma</w:t>
+        <w:t>Estado de los 42 controles</w:t>
       </w:r>
     </w:p>
-    <w:p>
-      <w:r>
-        <w:t>La restriccion a ingles y espanol, adoptada el 11 de agosto de 2026 con el cribado ya cerrado, elimina uno de los 40 estudios de control: Ronit et al. (2024), un caso de fagoterapia en protesis vascular infectada por P. aeruginosa publicado en danes en Ugeskrift for Laeger. No es un fallo del cribado, porque el estudio se identifico y se clasifico correctamente, sino el precio del criterio.</w:t>
-      </w:r>
-    </w:p>
-    <w:p>
-      <w:r>
-        <w:t>La auditoria distingue ahora las dos situaciones. Una perdida por una enmienda declarada se informa pero no detiene el canal; una perdida sin motivo declarado sigue siendo un fallo que lo detiene. Confundirlas arruina la auditoria en cualquiera de los dos sentidos: si falla siempre se acaba ignorando, y si pasa siempre deja de detectar el error que existe para detectar.</w:t>
-      </w:r>
-    </w:p>
+    <w:tbl>
+      <w:tblPr>
+        <w:tblStyle w:val="LightGrid-Accent1"/>
+        <w:tblW w:type="auto" w:w="0"/>
+        <w:tblLook w:firstColumn="1" w:firstRow="1" w:lastColumn="0" w:lastRow="0" w:noHBand="0" w:noVBand="1" w:val="04A0"/>
+      </w:tblPr>
+      <w:tblGrid>
+        <w:gridCol w:w="2436"/>
+        <w:gridCol w:w="2436"/>
+        <w:gridCol w:w="2436"/>
+        <w:gridCol w:w="2436"/>
+      </w:tblGrid>
+      <w:tr>
+        <w:tc>
+          <w:tcPr>
+            <w:tcW w:type="dxa" w:w="2268"/>
+          </w:tcPr>
+          <w:p>
+            <w:r/>
+            <w:r>
+              <w:rPr>
+                <w:b/>
+                <w:sz w:val="18"/>
+              </w:rPr>
+              <w:t>Clave del control</w:t>
+            </w:r>
+          </w:p>
+        </w:tc>
+        <w:tc>
+          <w:tcPr>
+            <w:tcW w:type="dxa" w:w="1814"/>
+          </w:tcPr>
+          <w:p>
+            <w:r/>
+            <w:r>
+              <w:rPr>
+                <w:b/>
+                <w:sz w:val="18"/>
+              </w:rPr>
+              <w:t>Comprobable por PMID</w:t>
+            </w:r>
+          </w:p>
+        </w:tc>
+        <w:tc>
+          <w:tcPr>
+            <w:tcW w:type="dxa" w:w="1701"/>
+          </w:tcPr>
+          <w:p>
+            <w:r/>
+            <w:r>
+              <w:rPr>
+                <w:b/>
+                <w:sz w:val="18"/>
+              </w:rPr>
+              <w:t>Estudio</w:t>
+            </w:r>
+          </w:p>
+        </w:tc>
+        <w:tc>
+          <w:tcPr>
+            <w:tcW w:type="dxa" w:w="2041"/>
+          </w:tcPr>
+          <w:p>
+            <w:r/>
+            <w:r>
+              <w:rPr>
+                <w:b/>
+                <w:sz w:val="18"/>
+              </w:rPr>
+              <w:t>En el corpus vigente</w:t>
+            </w:r>
+          </w:p>
+        </w:tc>
+      </w:tr>
+      <w:tr>
+        <w:tc>
+          <w:tcPr>
+            <w:tcW w:type="dxa" w:w="2268"/>
+          </w:tcPr>
+          <w:p>
+            <w:r/>
+            <w:r>
+              <w:rPr>
+                <w:sz w:val="18"/>
+              </w:rPr>
+              <w:t>ArmataAP_PA02</w:t>
+            </w:r>
+          </w:p>
+        </w:tc>
+        <w:tc>
+          <w:tcPr>
+            <w:tcW w:type="dxa" w:w="1814"/>
+          </w:tcPr>
+          <w:p>
+            <w:r/>
+            <w:r>
+              <w:rPr>
+                <w:sz w:val="18"/>
+              </w:rPr>
+              <w:t>no</w:t>
+            </w:r>
+          </w:p>
+        </w:tc>
+        <w:tc>
+          <w:tcPr>
+            <w:tcW w:type="dxa" w:w="1701"/>
+          </w:tcPr>
+          <w:p>
+            <w:r/>
+            <w:r>
+              <w:rPr>
+                <w:sz w:val="18"/>
+              </w:rPr>
+              <w:t>EST-082</w:t>
+            </w:r>
+          </w:p>
+        </w:tc>
+        <w:tc>
+          <w:tcPr>
+            <w:tcW w:type="dxa" w:w="2041"/>
+          </w:tcPr>
+          <w:p>
+            <w:r/>
+            <w:r>
+              <w:rPr>
+                <w:sz w:val="18"/>
+              </w:rPr>
+              <w:t>no</w:t>
+            </w:r>
+          </w:p>
+        </w:tc>
+      </w:tr>
+      <w:tr>
+        <w:tc>
+          <w:tcPr>
+            <w:tcW w:type="dxa" w:w="2268"/>
+          </w:tcPr>
+          <w:p>
+            <w:r/>
+            <w:r>
+              <w:rPr>
+                <w:sz w:val="18"/>
+              </w:rPr>
+              <w:t>Arya2026_pji</w:t>
+            </w:r>
+          </w:p>
+        </w:tc>
+        <w:tc>
+          <w:tcPr>
+            <w:tcW w:type="dxa" w:w="1814"/>
+          </w:tcPr>
+          <w:p>
+            <w:r/>
+            <w:r>
+              <w:rPr>
+                <w:sz w:val="18"/>
+              </w:rPr>
+              <w:t>sí</w:t>
+            </w:r>
+          </w:p>
+        </w:tc>
+        <w:tc>
+          <w:tcPr>
+            <w:tcW w:type="dxa" w:w="1701"/>
+          </w:tcPr>
+          <w:p>
+            <w:r/>
+            <w:r>
+              <w:rPr>
+                <w:sz w:val="18"/>
+              </w:rPr>
+              <w:t>EST-012</w:t>
+            </w:r>
+          </w:p>
+        </w:tc>
+        <w:tc>
+          <w:tcPr>
+            <w:tcW w:type="dxa" w:w="2041"/>
+          </w:tcPr>
+          <w:p>
+            <w:r/>
+            <w:r>
+              <w:rPr>
+                <w:sz w:val="18"/>
+              </w:rPr>
+              <w:t>sí</w:t>
+            </w:r>
+          </w:p>
+        </w:tc>
+      </w:tr>
+      <w:tr>
+        <w:tc>
+          <w:tcPr>
+            <w:tcW w:type="dxa" w:w="2268"/>
+          </w:tcPr>
+          <w:p>
+            <w:r/>
+            <w:r>
+              <w:rPr>
+                <w:sz w:val="18"/>
+              </w:rPr>
+              <w:t>Aslam2019</w:t>
+            </w:r>
+          </w:p>
+        </w:tc>
+        <w:tc>
+          <w:tcPr>
+            <w:tcW w:type="dxa" w:w="1814"/>
+          </w:tcPr>
+          <w:p>
+            <w:r/>
+            <w:r>
+              <w:rPr>
+                <w:sz w:val="18"/>
+              </w:rPr>
+              <w:t>sí</w:t>
+            </w:r>
+          </w:p>
+        </w:tc>
+        <w:tc>
+          <w:tcPr>
+            <w:tcW w:type="dxa" w:w="1701"/>
+          </w:tcPr>
+          <w:p>
+            <w:r/>
+            <w:r>
+              <w:rPr>
+                <w:sz w:val="18"/>
+              </w:rPr>
+              <w:t>EST-061</w:t>
+            </w:r>
+          </w:p>
+        </w:tc>
+        <w:tc>
+          <w:tcPr>
+            <w:tcW w:type="dxa" w:w="2041"/>
+          </w:tcPr>
+          <w:p>
+            <w:r/>
+            <w:r>
+              <w:rPr>
+                <w:sz w:val="18"/>
+              </w:rPr>
+              <w:t>sí</w:t>
+            </w:r>
+          </w:p>
+        </w:tc>
+      </w:tr>
+      <w:tr>
+        <w:tc>
+          <w:tcPr>
+            <w:tcW w:type="dxa" w:w="2268"/>
+          </w:tcPr>
+          <w:p>
+            <w:r/>
+            <w:r>
+              <w:rPr>
+                <w:sz w:val="18"/>
+              </w:rPr>
+              <w:t>Aslam2020</w:t>
+            </w:r>
+          </w:p>
+        </w:tc>
+        <w:tc>
+          <w:tcPr>
+            <w:tcW w:type="dxa" w:w="1814"/>
+          </w:tcPr>
+          <w:p>
+            <w:r/>
+            <w:r>
+              <w:rPr>
+                <w:sz w:val="18"/>
+              </w:rPr>
+              <w:t>sí</w:t>
+            </w:r>
+          </w:p>
+        </w:tc>
+        <w:tc>
+          <w:tcPr>
+            <w:tcW w:type="dxa" w:w="1701"/>
+          </w:tcPr>
+          <w:p>
+            <w:r/>
+            <w:r>
+              <w:rPr>
+                <w:sz w:val="18"/>
+              </w:rPr>
+              <w:t>EST-034</w:t>
+            </w:r>
+          </w:p>
+        </w:tc>
+        <w:tc>
+          <w:tcPr>
+            <w:tcW w:type="dxa" w:w="2041"/>
+          </w:tcPr>
+          <w:p>
+            <w:r/>
+            <w:r>
+              <w:rPr>
+                <w:sz w:val="18"/>
+              </w:rPr>
+              <w:t>sí</w:t>
+            </w:r>
+          </w:p>
+        </w:tc>
+      </w:tr>
+      <w:tr>
+        <w:tc>
+          <w:tcPr>
+            <w:tcW w:type="dxa" w:w="2268"/>
+          </w:tcPr>
+          <w:p>
+            <w:r/>
+            <w:r>
+              <w:rPr>
+                <w:sz w:val="18"/>
+              </w:rPr>
+              <w:t>Blasco2023</w:t>
+            </w:r>
+          </w:p>
+        </w:tc>
+        <w:tc>
+          <w:tcPr>
+            <w:tcW w:type="dxa" w:w="1814"/>
+          </w:tcPr>
+          <w:p>
+            <w:r/>
+            <w:r>
+              <w:rPr>
+                <w:sz w:val="18"/>
+              </w:rPr>
+              <w:t>sí</w:t>
+            </w:r>
+          </w:p>
+        </w:tc>
+        <w:tc>
+          <w:tcPr>
+            <w:tcW w:type="dxa" w:w="1701"/>
+          </w:tcPr>
+          <w:p>
+            <w:r/>
+            <w:r>
+              <w:rPr>
+                <w:sz w:val="18"/>
+              </w:rPr>
+              <w:t>EST-002</w:t>
+            </w:r>
+          </w:p>
+        </w:tc>
+        <w:tc>
+          <w:tcPr>
+            <w:tcW w:type="dxa" w:w="2041"/>
+          </w:tcPr>
+          <w:p>
+            <w:r/>
+            <w:r>
+              <w:rPr>
+                <w:sz w:val="18"/>
+              </w:rPr>
+              <w:t>sí</w:t>
+            </w:r>
+          </w:p>
+        </w:tc>
+      </w:tr>
+      <w:tr>
+        <w:tc>
+          <w:tcPr>
+            <w:tcW w:type="dxa" w:w="2268"/>
+          </w:tcPr>
+          <w:p>
+            <w:r/>
+            <w:r>
+              <w:rPr>
+                <w:sz w:val="18"/>
+              </w:rPr>
+              <w:t>Casazza2025</w:t>
+            </w:r>
+          </w:p>
+        </w:tc>
+        <w:tc>
+          <w:tcPr>
+            <w:tcW w:type="dxa" w:w="1814"/>
+          </w:tcPr>
+          <w:p>
+            <w:r/>
+            <w:r>
+              <w:rPr>
+                <w:sz w:val="18"/>
+              </w:rPr>
+              <w:t>sí</w:t>
+            </w:r>
+          </w:p>
+        </w:tc>
+        <w:tc>
+          <w:tcPr>
+            <w:tcW w:type="dxa" w:w="1701"/>
+          </w:tcPr>
+          <w:p>
+            <w:r/>
+            <w:r>
+              <w:rPr>
+                <w:sz w:val="18"/>
+              </w:rPr>
+              <w:t>EST-054</w:t>
+            </w:r>
+          </w:p>
+        </w:tc>
+        <w:tc>
+          <w:tcPr>
+            <w:tcW w:type="dxa" w:w="2041"/>
+          </w:tcPr>
+          <w:p>
+            <w:r/>
+            <w:r>
+              <w:rPr>
+                <w:sz w:val="18"/>
+              </w:rPr>
+              <w:t>no</w:t>
+            </w:r>
+          </w:p>
+        </w:tc>
+      </w:tr>
+      <w:tr>
+        <w:tc>
+          <w:tcPr>
+            <w:tcW w:type="dxa" w:w="2268"/>
+          </w:tcPr>
+          <w:p>
+            <w:r/>
+            <w:r>
+              <w:rPr>
+                <w:sz w:val="18"/>
+              </w:rPr>
+              <w:t>Cesta2023</w:t>
+            </w:r>
+          </w:p>
+        </w:tc>
+        <w:tc>
+          <w:tcPr>
+            <w:tcW w:type="dxa" w:w="1814"/>
+          </w:tcPr>
+          <w:p>
+            <w:r/>
+            <w:r>
+              <w:rPr>
+                <w:sz w:val="18"/>
+              </w:rPr>
+              <w:t>sí</w:t>
+            </w:r>
+          </w:p>
+        </w:tc>
+        <w:tc>
+          <w:tcPr>
+            <w:tcW w:type="dxa" w:w="1701"/>
+          </w:tcPr>
+          <w:p>
+            <w:r/>
+            <w:r>
+              <w:rPr>
+                <w:sz w:val="18"/>
+              </w:rPr>
+              <w:t>EST-048</w:t>
+            </w:r>
+          </w:p>
+        </w:tc>
+        <w:tc>
+          <w:tcPr>
+            <w:tcW w:type="dxa" w:w="2041"/>
+          </w:tcPr>
+          <w:p>
+            <w:r/>
+            <w:r>
+              <w:rPr>
+                <w:sz w:val="18"/>
+              </w:rPr>
+              <w:t>sí</w:t>
+            </w:r>
+          </w:p>
+        </w:tc>
+      </w:tr>
+      <w:tr>
+        <w:tc>
+          <w:tcPr>
+            <w:tcW w:type="dxa" w:w="2268"/>
+          </w:tcPr>
+          <w:p>
+            <w:r/>
+            <w:r>
+              <w:rPr>
+                <w:sz w:val="18"/>
+              </w:rPr>
+              <w:t>Chan2018_omko1</w:t>
+            </w:r>
+          </w:p>
+        </w:tc>
+        <w:tc>
+          <w:tcPr>
+            <w:tcW w:type="dxa" w:w="1814"/>
+          </w:tcPr>
+          <w:p>
+            <w:r/>
+            <w:r>
+              <w:rPr>
+                <w:sz w:val="18"/>
+              </w:rPr>
+              <w:t>sí</w:t>
+            </w:r>
+          </w:p>
+        </w:tc>
+        <w:tc>
+          <w:tcPr>
+            <w:tcW w:type="dxa" w:w="1701"/>
+          </w:tcPr>
+          <w:p>
+            <w:r/>
+            <w:r>
+              <w:rPr>
+                <w:sz w:val="18"/>
+              </w:rPr>
+              <w:t>EST-106</w:t>
+            </w:r>
+          </w:p>
+        </w:tc>
+        <w:tc>
+          <w:tcPr>
+            <w:tcW w:type="dxa" w:w="2041"/>
+          </w:tcPr>
+          <w:p>
+            <w:r/>
+            <w:r>
+              <w:rPr>
+                <w:sz w:val="18"/>
+              </w:rPr>
+              <w:t>sí</w:t>
+            </w:r>
+          </w:p>
+        </w:tc>
+      </w:tr>
+      <w:tr>
+        <w:tc>
+          <w:tcPr>
+            <w:tcW w:type="dxa" w:w="2268"/>
+          </w:tcPr>
+          <w:p>
+            <w:r/>
+            <w:r>
+              <w:rPr>
+                <w:sz w:val="18"/>
+              </w:rPr>
+              <w:t>Chan2025</w:t>
+            </w:r>
+          </w:p>
+        </w:tc>
+        <w:tc>
+          <w:tcPr>
+            <w:tcW w:type="dxa" w:w="1814"/>
+          </w:tcPr>
+          <w:p>
+            <w:r/>
+            <w:r>
+              <w:rPr>
+                <w:sz w:val="18"/>
+              </w:rPr>
+              <w:t>sí</w:t>
+            </w:r>
+          </w:p>
+        </w:tc>
+        <w:tc>
+          <w:tcPr>
+            <w:tcW w:type="dxa" w:w="1701"/>
+          </w:tcPr>
+          <w:p>
+            <w:r/>
+            <w:r>
+              <w:rPr>
+                <w:sz w:val="18"/>
+              </w:rPr>
+              <w:t>EST-004</w:t>
+            </w:r>
+          </w:p>
+        </w:tc>
+        <w:tc>
+          <w:tcPr>
+            <w:tcW w:type="dxa" w:w="2041"/>
+          </w:tcPr>
+          <w:p>
+            <w:r/>
+            <w:r>
+              <w:rPr>
+                <w:sz w:val="18"/>
+              </w:rPr>
+              <w:t>sí</w:t>
+            </w:r>
+          </w:p>
+        </w:tc>
+      </w:tr>
+      <w:tr>
+        <w:tc>
+          <w:tcPr>
+            <w:tcW w:type="dxa" w:w="2268"/>
+          </w:tcPr>
+          <w:p>
+            <w:r/>
+            <w:r>
+              <w:rPr>
+                <w:sz w:val="18"/>
+              </w:rPr>
+              <w:t>Chen2022_empyema</w:t>
+            </w:r>
+          </w:p>
+        </w:tc>
+        <w:tc>
+          <w:tcPr>
+            <w:tcW w:type="dxa" w:w="1814"/>
+          </w:tcPr>
+          <w:p>
+            <w:r/>
+            <w:r>
+              <w:rPr>
+                <w:sz w:val="18"/>
+              </w:rPr>
+              <w:t>sí</w:t>
+            </w:r>
+          </w:p>
+        </w:tc>
+        <w:tc>
+          <w:tcPr>
+            <w:tcW w:type="dxa" w:w="1701"/>
+          </w:tcPr>
+          <w:p>
+            <w:r/>
+            <w:r>
+              <w:rPr>
+                <w:sz w:val="18"/>
+              </w:rPr>
+              <w:t>EST-014</w:t>
+            </w:r>
+          </w:p>
+        </w:tc>
+        <w:tc>
+          <w:tcPr>
+            <w:tcW w:type="dxa" w:w="2041"/>
+          </w:tcPr>
+          <w:p>
+            <w:r/>
+            <w:r>
+              <w:rPr>
+                <w:sz w:val="18"/>
+              </w:rPr>
+              <w:t>sí</w:t>
+            </w:r>
+          </w:p>
+        </w:tc>
+      </w:tr>
+      <w:tr>
+        <w:tc>
+          <w:tcPr>
+            <w:tcW w:type="dxa" w:w="2268"/>
+          </w:tcPr>
+          <w:p>
+            <w:r/>
+            <w:r>
+              <w:rPr>
+                <w:sz w:val="18"/>
+              </w:rPr>
+              <w:t>Chung2026</w:t>
+            </w:r>
+          </w:p>
+        </w:tc>
+        <w:tc>
+          <w:tcPr>
+            <w:tcW w:type="dxa" w:w="1814"/>
+          </w:tcPr>
+          <w:p>
+            <w:r/>
+            <w:r>
+              <w:rPr>
+                <w:sz w:val="18"/>
+              </w:rPr>
+              <w:t>sí</w:t>
+            </w:r>
+          </w:p>
+        </w:tc>
+        <w:tc>
+          <w:tcPr>
+            <w:tcW w:type="dxa" w:w="1701"/>
+          </w:tcPr>
+          <w:p>
+            <w:r/>
+            <w:r>
+              <w:rPr>
+                <w:sz w:val="18"/>
+              </w:rPr>
+              <w:t>EST-094</w:t>
+            </w:r>
+          </w:p>
+        </w:tc>
+        <w:tc>
+          <w:tcPr>
+            <w:tcW w:type="dxa" w:w="2041"/>
+          </w:tcPr>
+          <w:p>
+            <w:r/>
+            <w:r>
+              <w:rPr>
+                <w:sz w:val="18"/>
+              </w:rPr>
+              <w:t>sí</w:t>
+            </w:r>
+          </w:p>
+        </w:tc>
+      </w:tr>
+      <w:tr>
+        <w:tc>
+          <w:tcPr>
+            <w:tcW w:type="dxa" w:w="2268"/>
+          </w:tcPr>
+          <w:p>
+            <w:r/>
+            <w:r>
+              <w:rPr>
+                <w:sz w:val="18"/>
+              </w:rPr>
+              <w:t>Denis2026</w:t>
+            </w:r>
+          </w:p>
+        </w:tc>
+        <w:tc>
+          <w:tcPr>
+            <w:tcW w:type="dxa" w:w="1814"/>
+          </w:tcPr>
+          <w:p>
+            <w:r/>
+            <w:r>
+              <w:rPr>
+                <w:sz w:val="18"/>
+              </w:rPr>
+              <w:t>sí</w:t>
+            </w:r>
+          </w:p>
+        </w:tc>
+        <w:tc>
+          <w:tcPr>
+            <w:tcW w:type="dxa" w:w="1701"/>
+          </w:tcPr>
+          <w:p>
+            <w:r/>
+            <w:r>
+              <w:rPr>
+                <w:sz w:val="18"/>
+              </w:rPr>
+              <w:t>EST-007</w:t>
+            </w:r>
+          </w:p>
+        </w:tc>
+        <w:tc>
+          <w:tcPr>
+            <w:tcW w:type="dxa" w:w="2041"/>
+          </w:tcPr>
+          <w:p>
+            <w:r/>
+            <w:r>
+              <w:rPr>
+                <w:sz w:val="18"/>
+              </w:rPr>
+              <w:t>sí</w:t>
+            </w:r>
+          </w:p>
+        </w:tc>
+      </w:tr>
+      <w:tr>
+        <w:tc>
+          <w:tcPr>
+            <w:tcW w:type="dxa" w:w="2268"/>
+          </w:tcPr>
+          <w:p>
+            <w:r/>
+            <w:r>
+              <w:rPr>
+                <w:sz w:val="18"/>
+              </w:rPr>
+              <w:t>Duplessis2018</w:t>
+            </w:r>
+          </w:p>
+        </w:tc>
+        <w:tc>
+          <w:tcPr>
+            <w:tcW w:type="dxa" w:w="1814"/>
+          </w:tcPr>
+          <w:p>
+            <w:r/>
+            <w:r>
+              <w:rPr>
+                <w:sz w:val="18"/>
+              </w:rPr>
+              <w:t>sí</w:t>
+            </w:r>
+          </w:p>
+        </w:tc>
+        <w:tc>
+          <w:tcPr>
+            <w:tcW w:type="dxa" w:w="1701"/>
+          </w:tcPr>
+          <w:p>
+            <w:r/>
+            <w:r>
+              <w:rPr>
+                <w:sz w:val="18"/>
+              </w:rPr>
+              <w:t>EST-032</w:t>
+            </w:r>
+          </w:p>
+        </w:tc>
+        <w:tc>
+          <w:tcPr>
+            <w:tcW w:type="dxa" w:w="2041"/>
+          </w:tcPr>
+          <w:p>
+            <w:r/>
+            <w:r>
+              <w:rPr>
+                <w:sz w:val="18"/>
+              </w:rPr>
+              <w:t>no</w:t>
+            </w:r>
+          </w:p>
+        </w:tc>
+      </w:tr>
+      <w:tr>
+        <w:tc>
+          <w:tcPr>
+            <w:tcW w:type="dxa" w:w="2268"/>
+          </w:tcPr>
+          <w:p>
+            <w:r/>
+            <w:r>
+              <w:rPr>
+                <w:sz w:val="18"/>
+              </w:rPr>
+              <w:t>Ferry2021</w:t>
+            </w:r>
+          </w:p>
+        </w:tc>
+        <w:tc>
+          <w:tcPr>
+            <w:tcW w:type="dxa" w:w="1814"/>
+          </w:tcPr>
+          <w:p>
+            <w:r/>
+            <w:r>
+              <w:rPr>
+                <w:sz w:val="18"/>
+              </w:rPr>
+              <w:t>sí</w:t>
+            </w:r>
+          </w:p>
+        </w:tc>
+        <w:tc>
+          <w:tcPr>
+            <w:tcW w:type="dxa" w:w="1701"/>
+          </w:tcPr>
+          <w:p>
+            <w:r/>
+            <w:r>
+              <w:rPr>
+                <w:sz w:val="18"/>
+              </w:rPr>
+              <w:t>EST-001</w:t>
+            </w:r>
+          </w:p>
+        </w:tc>
+        <w:tc>
+          <w:tcPr>
+            <w:tcW w:type="dxa" w:w="2041"/>
+          </w:tcPr>
+          <w:p>
+            <w:r/>
+            <w:r>
+              <w:rPr>
+                <w:sz w:val="18"/>
+              </w:rPr>
+              <w:t>sí</w:t>
+            </w:r>
+          </w:p>
+        </w:tc>
+      </w:tr>
+      <w:tr>
+        <w:tc>
+          <w:tcPr>
+            <w:tcW w:type="dxa" w:w="2268"/>
+          </w:tcPr>
+          <w:p>
+            <w:r/>
+            <w:r>
+              <w:rPr>
+                <w:sz w:val="18"/>
+              </w:rPr>
+              <w:t>Ferry2022</w:t>
+            </w:r>
+          </w:p>
+        </w:tc>
+        <w:tc>
+          <w:tcPr>
+            <w:tcW w:type="dxa" w:w="1814"/>
+          </w:tcPr>
+          <w:p>
+            <w:r/>
+            <w:r>
+              <w:rPr>
+                <w:sz w:val="18"/>
+              </w:rPr>
+              <w:t>sí</w:t>
+            </w:r>
+          </w:p>
+        </w:tc>
+        <w:tc>
+          <w:tcPr>
+            <w:tcW w:type="dxa" w:w="1701"/>
+          </w:tcPr>
+          <w:p>
+            <w:r/>
+            <w:r>
+              <w:rPr>
+                <w:sz w:val="18"/>
+              </w:rPr>
+              <w:t>EST-010</w:t>
+            </w:r>
+          </w:p>
+        </w:tc>
+        <w:tc>
+          <w:tcPr>
+            <w:tcW w:type="dxa" w:w="2041"/>
+          </w:tcPr>
+          <w:p>
+            <w:r/>
+            <w:r>
+              <w:rPr>
+                <w:sz w:val="18"/>
+              </w:rPr>
+              <w:t>sí</w:t>
+            </w:r>
+          </w:p>
+        </w:tc>
+      </w:tr>
+      <w:tr>
+        <w:tc>
+          <w:tcPr>
+            <w:tcW w:type="dxa" w:w="2268"/>
+          </w:tcPr>
+          <w:p>
+            <w:r/>
+            <w:r>
+              <w:rPr>
+                <w:sz w:val="18"/>
+              </w:rPr>
+              <w:t>Green2023</w:t>
+            </w:r>
+          </w:p>
+        </w:tc>
+        <w:tc>
+          <w:tcPr>
+            <w:tcW w:type="dxa" w:w="1814"/>
+          </w:tcPr>
+          <w:p>
+            <w:r/>
+            <w:r>
+              <w:rPr>
+                <w:sz w:val="18"/>
+              </w:rPr>
+              <w:t>sí</w:t>
+            </w:r>
+          </w:p>
+        </w:tc>
+        <w:tc>
+          <w:tcPr>
+            <w:tcW w:type="dxa" w:w="1701"/>
+          </w:tcPr>
+          <w:p>
+            <w:r/>
+            <w:r>
+              <w:rPr>
+                <w:sz w:val="18"/>
+              </w:rPr>
+              <w:t>EST-146</w:t>
+            </w:r>
+          </w:p>
+        </w:tc>
+        <w:tc>
+          <w:tcPr>
+            <w:tcW w:type="dxa" w:w="2041"/>
+          </w:tcPr>
+          <w:p>
+            <w:r/>
+            <w:r>
+              <w:rPr>
+                <w:sz w:val="18"/>
+              </w:rPr>
+              <w:t>sí</w:t>
+            </w:r>
+          </w:p>
+        </w:tc>
+      </w:tr>
+      <w:tr>
+        <w:tc>
+          <w:tcPr>
+            <w:tcW w:type="dxa" w:w="2268"/>
+          </w:tcPr>
+          <w:p>
+            <w:r/>
+            <w:r>
+              <w:rPr>
+                <w:sz w:val="18"/>
+              </w:rPr>
+              <w:t>Hahn2023</w:t>
+            </w:r>
+          </w:p>
+        </w:tc>
+        <w:tc>
+          <w:tcPr>
+            <w:tcW w:type="dxa" w:w="1814"/>
+          </w:tcPr>
+          <w:p>
+            <w:r/>
+            <w:r>
+              <w:rPr>
+                <w:sz w:val="18"/>
+              </w:rPr>
+              <w:t>sí</w:t>
+            </w:r>
+          </w:p>
+        </w:tc>
+        <w:tc>
+          <w:tcPr>
+            <w:tcW w:type="dxa" w:w="1701"/>
+          </w:tcPr>
+          <w:p>
+            <w:r/>
+            <w:r>
+              <w:rPr>
+                <w:sz w:val="18"/>
+              </w:rPr>
+              <w:t>EST-024</w:t>
+            </w:r>
+          </w:p>
+        </w:tc>
+        <w:tc>
+          <w:tcPr>
+            <w:tcW w:type="dxa" w:w="2041"/>
+          </w:tcPr>
+          <w:p>
+            <w:r/>
+            <w:r>
+              <w:rPr>
+                <w:sz w:val="18"/>
+              </w:rPr>
+              <w:t>sí</w:t>
+            </w:r>
+          </w:p>
+        </w:tc>
+      </w:tr>
+      <w:tr>
+        <w:tc>
+          <w:tcPr>
+            <w:tcW w:type="dxa" w:w="2268"/>
+          </w:tcPr>
+          <w:p>
+            <w:r/>
+            <w:r>
+              <w:rPr>
+                <w:sz w:val="18"/>
+              </w:rPr>
+              <w:t>Jault2019_PhagoBurn</w:t>
+            </w:r>
+          </w:p>
+        </w:tc>
+        <w:tc>
+          <w:tcPr>
+            <w:tcW w:type="dxa" w:w="1814"/>
+          </w:tcPr>
+          <w:p>
+            <w:r/>
+            <w:r>
+              <w:rPr>
+                <w:sz w:val="18"/>
+              </w:rPr>
+              <w:t>sí</w:t>
+            </w:r>
+          </w:p>
+        </w:tc>
+        <w:tc>
+          <w:tcPr>
+            <w:tcW w:type="dxa" w:w="1701"/>
+          </w:tcPr>
+          <w:p>
+            <w:r/>
+            <w:r>
+              <w:rPr>
+                <w:sz w:val="18"/>
+              </w:rPr>
+              <w:t>EST-021</w:t>
+            </w:r>
+          </w:p>
+        </w:tc>
+        <w:tc>
+          <w:tcPr>
+            <w:tcW w:type="dxa" w:w="2041"/>
+          </w:tcPr>
+          <w:p>
+            <w:r/>
+            <w:r>
+              <w:rPr>
+                <w:sz w:val="18"/>
+              </w:rPr>
+              <w:t>sí</w:t>
+            </w:r>
+          </w:p>
+        </w:tc>
+      </w:tr>
+      <w:tr>
+        <w:tc>
+          <w:tcPr>
+            <w:tcW w:type="dxa" w:w="2268"/>
+          </w:tcPr>
+          <w:p>
+            <w:r/>
+            <w:r>
+              <w:rPr>
+                <w:sz w:val="18"/>
+              </w:rPr>
+              <w:t>Jennes2017</w:t>
+            </w:r>
+          </w:p>
+        </w:tc>
+        <w:tc>
+          <w:tcPr>
+            <w:tcW w:type="dxa" w:w="1814"/>
+          </w:tcPr>
+          <w:p>
+            <w:r/>
+            <w:r>
+              <w:rPr>
+                <w:sz w:val="18"/>
+              </w:rPr>
+              <w:t>sí</w:t>
+            </w:r>
+          </w:p>
+        </w:tc>
+        <w:tc>
+          <w:tcPr>
+            <w:tcW w:type="dxa" w:w="1701"/>
+          </w:tcPr>
+          <w:p>
+            <w:r/>
+            <w:r>
+              <w:rPr>
+                <w:sz w:val="18"/>
+              </w:rPr>
+              <w:t>EST-046</w:t>
+            </w:r>
+          </w:p>
+        </w:tc>
+        <w:tc>
+          <w:tcPr>
+            <w:tcW w:type="dxa" w:w="2041"/>
+          </w:tcPr>
+          <w:p>
+            <w:r/>
+            <w:r>
+              <w:rPr>
+                <w:sz w:val="18"/>
+              </w:rPr>
+              <w:t>sí</w:t>
+            </w:r>
+          </w:p>
+        </w:tc>
+      </w:tr>
+      <w:tr>
+        <w:tc>
+          <w:tcPr>
+            <w:tcW w:type="dxa" w:w="2268"/>
+          </w:tcPr>
+          <w:p>
+            <w:r/>
+            <w:r>
+              <w:rPr>
+                <w:sz w:val="18"/>
+              </w:rPr>
+              <w:t>Khatami2021</w:t>
+            </w:r>
+          </w:p>
+        </w:tc>
+        <w:tc>
+          <w:tcPr>
+            <w:tcW w:type="dxa" w:w="1814"/>
+          </w:tcPr>
+          <w:p>
+            <w:r/>
+            <w:r>
+              <w:rPr>
+                <w:sz w:val="18"/>
+              </w:rPr>
+              <w:t>sí</w:t>
+            </w:r>
+          </w:p>
+        </w:tc>
+        <w:tc>
+          <w:tcPr>
+            <w:tcW w:type="dxa" w:w="1701"/>
+          </w:tcPr>
+          <w:p>
+            <w:r/>
+            <w:r>
+              <w:rPr>
+                <w:sz w:val="18"/>
+              </w:rPr>
+              <w:t>EST-095</w:t>
+            </w:r>
+          </w:p>
+        </w:tc>
+        <w:tc>
+          <w:tcPr>
+            <w:tcW w:type="dxa" w:w="2041"/>
+          </w:tcPr>
+          <w:p>
+            <w:r/>
+            <w:r>
+              <w:rPr>
+                <w:sz w:val="18"/>
+              </w:rPr>
+              <w:t>sí</w:t>
+            </w:r>
+          </w:p>
+        </w:tc>
+      </w:tr>
+      <w:tr>
+        <w:tc>
+          <w:tcPr>
+            <w:tcW w:type="dxa" w:w="2268"/>
+          </w:tcPr>
+          <w:p>
+            <w:r/>
+            <w:r>
+              <w:rPr>
+                <w:sz w:val="18"/>
+              </w:rPr>
+              <w:t>Kohler2023</w:t>
+            </w:r>
+          </w:p>
+        </w:tc>
+        <w:tc>
+          <w:tcPr>
+            <w:tcW w:type="dxa" w:w="1814"/>
+          </w:tcPr>
+          <w:p>
+            <w:r/>
+            <w:r>
+              <w:rPr>
+                <w:sz w:val="18"/>
+              </w:rPr>
+              <w:t>sí</w:t>
+            </w:r>
+          </w:p>
+        </w:tc>
+        <w:tc>
+          <w:tcPr>
+            <w:tcW w:type="dxa" w:w="1701"/>
+          </w:tcPr>
+          <w:p>
+            <w:r/>
+            <w:r>
+              <w:rPr>
+                <w:sz w:val="18"/>
+              </w:rPr>
+              <w:t>EST-027</w:t>
+            </w:r>
+          </w:p>
+        </w:tc>
+        <w:tc>
+          <w:tcPr>
+            <w:tcW w:type="dxa" w:w="2041"/>
+          </w:tcPr>
+          <w:p>
+            <w:r/>
+            <w:r>
+              <w:rPr>
+                <w:sz w:val="18"/>
+              </w:rPr>
+              <w:t>sí</w:t>
+            </w:r>
+          </w:p>
+        </w:tc>
+      </w:tr>
+      <w:tr>
+        <w:tc>
+          <w:tcPr>
+            <w:tcW w:type="dxa" w:w="2268"/>
+          </w:tcPr>
+          <w:p>
+            <w:r/>
+            <w:r>
+              <w:rPr>
+                <w:sz w:val="18"/>
+              </w:rPr>
+              <w:t>Law2019</w:t>
+            </w:r>
+          </w:p>
+        </w:tc>
+        <w:tc>
+          <w:tcPr>
+            <w:tcW w:type="dxa" w:w="1814"/>
+          </w:tcPr>
+          <w:p>
+            <w:r/>
+            <w:r>
+              <w:rPr>
+                <w:sz w:val="18"/>
+              </w:rPr>
+              <w:t>sí</w:t>
+            </w:r>
+          </w:p>
+        </w:tc>
+        <w:tc>
+          <w:tcPr>
+            <w:tcW w:type="dxa" w:w="1701"/>
+          </w:tcPr>
+          <w:p>
+            <w:r/>
+            <w:r>
+              <w:rPr>
+                <w:sz w:val="18"/>
+              </w:rPr>
+              <w:t>EST-005</w:t>
+            </w:r>
+          </w:p>
+        </w:tc>
+        <w:tc>
+          <w:tcPr>
+            <w:tcW w:type="dxa" w:w="2041"/>
+          </w:tcPr>
+          <w:p>
+            <w:r/>
+            <w:r>
+              <w:rPr>
+                <w:sz w:val="18"/>
+              </w:rPr>
+              <w:t>no</w:t>
+            </w:r>
+          </w:p>
+        </w:tc>
+      </w:tr>
+      <w:tr>
+        <w:tc>
+          <w:tcPr>
+            <w:tcW w:type="dxa" w:w="2268"/>
+          </w:tcPr>
+          <w:p>
+            <w:r/>
+            <w:r>
+              <w:rPr>
+                <w:sz w:val="18"/>
+              </w:rPr>
+              <w:t>Leitner2021</w:t>
+            </w:r>
+          </w:p>
+        </w:tc>
+        <w:tc>
+          <w:tcPr>
+            <w:tcW w:type="dxa" w:w="1814"/>
+          </w:tcPr>
+          <w:p>
+            <w:r/>
+            <w:r>
+              <w:rPr>
+                <w:sz w:val="18"/>
+              </w:rPr>
+              <w:t>sí</w:t>
+            </w:r>
+          </w:p>
+        </w:tc>
+        <w:tc>
+          <w:tcPr>
+            <w:tcW w:type="dxa" w:w="1701"/>
+          </w:tcPr>
+          <w:p>
+            <w:r/>
+            <w:r>
+              <w:rPr>
+                <w:sz w:val="18"/>
+              </w:rPr>
+              <w:t>EST-118</w:t>
+            </w:r>
+          </w:p>
+        </w:tc>
+        <w:tc>
+          <w:tcPr>
+            <w:tcW w:type="dxa" w:w="2041"/>
+          </w:tcPr>
+          <w:p>
+            <w:r/>
+            <w:r>
+              <w:rPr>
+                <w:sz w:val="18"/>
+              </w:rPr>
+              <w:t>no</w:t>
+            </w:r>
+          </w:p>
+        </w:tc>
+      </w:tr>
+      <w:tr>
+        <w:tc>
+          <w:tcPr>
+            <w:tcW w:type="dxa" w:w="2268"/>
+          </w:tcPr>
+          <w:p>
+            <w:r/>
+            <w:r>
+              <w:rPr>
+                <w:sz w:val="18"/>
+              </w:rPr>
+              <w:t>Leveque2023</w:t>
+            </w:r>
+          </w:p>
+        </w:tc>
+        <w:tc>
+          <w:tcPr>
+            <w:tcW w:type="dxa" w:w="1814"/>
+          </w:tcPr>
+          <w:p>
+            <w:r/>
+            <w:r>
+              <w:rPr>
+                <w:sz w:val="18"/>
+              </w:rPr>
+              <w:t>sí</w:t>
+            </w:r>
+          </w:p>
+        </w:tc>
+        <w:tc>
+          <w:tcPr>
+            <w:tcW w:type="dxa" w:w="1701"/>
+          </w:tcPr>
+          <w:p>
+            <w:r/>
+            <w:r>
+              <w:rPr>
+                <w:sz w:val="18"/>
+              </w:rPr>
+              <w:t>EST-040</w:t>
+            </w:r>
+          </w:p>
+        </w:tc>
+        <w:tc>
+          <w:tcPr>
+            <w:tcW w:type="dxa" w:w="2041"/>
+          </w:tcPr>
+          <w:p>
+            <w:r/>
+            <w:r>
+              <w:rPr>
+                <w:sz w:val="18"/>
+              </w:rPr>
+              <w:t>sí</w:t>
+            </w:r>
+          </w:p>
+        </w:tc>
+      </w:tr>
+      <w:tr>
+        <w:tc>
+          <w:tcPr>
+            <w:tcW w:type="dxa" w:w="2268"/>
+          </w:tcPr>
+          <w:p>
+            <w:r/>
+            <w:r>
+              <w:rPr>
+                <w:sz w:val="18"/>
+              </w:rPr>
+              <w:t>Li2023_ILD</w:t>
+            </w:r>
+          </w:p>
+        </w:tc>
+        <w:tc>
+          <w:tcPr>
+            <w:tcW w:type="dxa" w:w="1814"/>
+          </w:tcPr>
+          <w:p>
+            <w:r/>
+            <w:r>
+              <w:rPr>
+                <w:sz w:val="18"/>
+              </w:rPr>
+              <w:t>sí</w:t>
+            </w:r>
+          </w:p>
+        </w:tc>
+        <w:tc>
+          <w:tcPr>
+            <w:tcW w:type="dxa" w:w="1701"/>
+          </w:tcPr>
+          <w:p>
+            <w:r/>
+            <w:r>
+              <w:rPr>
+                <w:sz w:val="18"/>
+              </w:rPr>
+              <w:t>EST-085</w:t>
+            </w:r>
+          </w:p>
+        </w:tc>
+        <w:tc>
+          <w:tcPr>
+            <w:tcW w:type="dxa" w:w="2041"/>
+          </w:tcPr>
+          <w:p>
+            <w:r/>
+            <w:r>
+              <w:rPr>
+                <w:sz w:val="18"/>
+              </w:rPr>
+              <w:t>sí</w:t>
+            </w:r>
+          </w:p>
+        </w:tc>
+      </w:tr>
+      <w:tr>
+        <w:tc>
+          <w:tcPr>
+            <w:tcW w:type="dxa" w:w="2268"/>
+          </w:tcPr>
+          <w:p>
+            <w:r/>
+            <w:r>
+              <w:rPr>
+                <w:sz w:val="18"/>
+              </w:rPr>
+              <w:t>Li2025_biliary</w:t>
+            </w:r>
+          </w:p>
+        </w:tc>
+        <w:tc>
+          <w:tcPr>
+            <w:tcW w:type="dxa" w:w="1814"/>
+          </w:tcPr>
+          <w:p>
+            <w:r/>
+            <w:r>
+              <w:rPr>
+                <w:sz w:val="18"/>
+              </w:rPr>
+              <w:t>no</w:t>
+            </w:r>
+          </w:p>
+        </w:tc>
+        <w:tc>
+          <w:tcPr>
+            <w:tcW w:type="dxa" w:w="1701"/>
+          </w:tcPr>
+          <w:p>
+            <w:r/>
+            <w:r>
+              <w:rPr>
+                <w:sz w:val="18"/>
+              </w:rPr>
+              <w:t>EST-013</w:t>
+            </w:r>
+          </w:p>
+        </w:tc>
+        <w:tc>
+          <w:tcPr>
+            <w:tcW w:type="dxa" w:w="2041"/>
+          </w:tcPr>
+          <w:p>
+            <w:r/>
+            <w:r>
+              <w:rPr>
+                <w:sz w:val="18"/>
+              </w:rPr>
+              <w:t>sí</w:t>
+            </w:r>
+          </w:p>
+        </w:tc>
+      </w:tr>
+      <w:tr>
+        <w:tc>
+          <w:tcPr>
+            <w:tcW w:type="dxa" w:w="2268"/>
+          </w:tcPr>
+          <w:p>
+            <w:r/>
+            <w:r>
+              <w:rPr>
+                <w:sz w:val="18"/>
+              </w:rPr>
+              <w:t>Liu2025_perinephric</w:t>
+            </w:r>
+          </w:p>
+        </w:tc>
+        <w:tc>
+          <w:tcPr>
+            <w:tcW w:type="dxa" w:w="1814"/>
+          </w:tcPr>
+          <w:p>
+            <w:r/>
+            <w:r>
+              <w:rPr>
+                <w:sz w:val="18"/>
+              </w:rPr>
+              <w:t>sí</w:t>
+            </w:r>
+          </w:p>
+        </w:tc>
+        <w:tc>
+          <w:tcPr>
+            <w:tcW w:type="dxa" w:w="1701"/>
+          </w:tcPr>
+          <w:p>
+            <w:r/>
+            <w:r>
+              <w:rPr>
+                <w:sz w:val="18"/>
+              </w:rPr>
+              <w:t>EST-042</w:t>
+            </w:r>
+          </w:p>
+        </w:tc>
+        <w:tc>
+          <w:tcPr>
+            <w:tcW w:type="dxa" w:w="2041"/>
+          </w:tcPr>
+          <w:p>
+            <w:r/>
+            <w:r>
+              <w:rPr>
+                <w:sz w:val="18"/>
+              </w:rPr>
+              <w:t>sí</w:t>
+            </w:r>
+          </w:p>
+        </w:tc>
+      </w:tr>
+      <w:tr>
+        <w:tc>
+          <w:tcPr>
+            <w:tcW w:type="dxa" w:w="2268"/>
+          </w:tcPr>
+          <w:p>
+            <w:r/>
+            <w:r>
+              <w:rPr>
+                <w:sz w:val="18"/>
+              </w:rPr>
+              <w:t>Maddocks2019</w:t>
+            </w:r>
+          </w:p>
+        </w:tc>
+        <w:tc>
+          <w:tcPr>
+            <w:tcW w:type="dxa" w:w="1814"/>
+          </w:tcPr>
+          <w:p>
+            <w:r/>
+            <w:r>
+              <w:rPr>
+                <w:sz w:val="18"/>
+              </w:rPr>
+              <w:t>sí</w:t>
+            </w:r>
+          </w:p>
+        </w:tc>
+        <w:tc>
+          <w:tcPr>
+            <w:tcW w:type="dxa" w:w="1701"/>
+          </w:tcPr>
+          <w:p>
+            <w:r/>
+            <w:r>
+              <w:rPr>
+                <w:sz w:val="18"/>
+              </w:rPr>
+              <w:t>EST-033</w:t>
+            </w:r>
+          </w:p>
+        </w:tc>
+        <w:tc>
+          <w:tcPr>
+            <w:tcW w:type="dxa" w:w="2041"/>
+          </w:tcPr>
+          <w:p>
+            <w:r/>
+            <w:r>
+              <w:rPr>
+                <w:sz w:val="18"/>
+              </w:rPr>
+              <w:t>no</w:t>
+            </w:r>
+          </w:p>
+        </w:tc>
+      </w:tr>
+      <w:tr>
+        <w:tc>
+          <w:tcPr>
+            <w:tcW w:type="dxa" w:w="2268"/>
+          </w:tcPr>
+          <w:p>
+            <w:r/>
+            <w:r>
+              <w:rPr>
+                <w:sz w:val="18"/>
+              </w:rPr>
+              <w:t>Malhotra2026</w:t>
+            </w:r>
+          </w:p>
+        </w:tc>
+        <w:tc>
+          <w:tcPr>
+            <w:tcW w:type="dxa" w:w="1814"/>
+          </w:tcPr>
+          <w:p>
+            <w:r/>
+            <w:r>
+              <w:rPr>
+                <w:sz w:val="18"/>
+              </w:rPr>
+              <w:t>sí</w:t>
+            </w:r>
+          </w:p>
+        </w:tc>
+        <w:tc>
+          <w:tcPr>
+            <w:tcW w:type="dxa" w:w="1701"/>
+          </w:tcPr>
+          <w:p>
+            <w:r/>
+            <w:r>
+              <w:rPr>
+                <w:sz w:val="18"/>
+              </w:rPr>
+              <w:t>EST-044</w:t>
+            </w:r>
+          </w:p>
+        </w:tc>
+        <w:tc>
+          <w:tcPr>
+            <w:tcW w:type="dxa" w:w="2041"/>
+          </w:tcPr>
+          <w:p>
+            <w:r/>
+            <w:r>
+              <w:rPr>
+                <w:sz w:val="18"/>
+              </w:rPr>
+              <w:t>sí</w:t>
+            </w:r>
+          </w:p>
+        </w:tc>
+      </w:tr>
+      <w:tr>
+        <w:tc>
+          <w:tcPr>
+            <w:tcW w:type="dxa" w:w="2268"/>
+          </w:tcPr>
+          <w:p>
+            <w:r/>
+            <w:r>
+              <w:rPr>
+                <w:sz w:val="18"/>
+              </w:rPr>
+              <w:t>Ngauy2026</w:t>
+            </w:r>
+          </w:p>
+        </w:tc>
+        <w:tc>
+          <w:tcPr>
+            <w:tcW w:type="dxa" w:w="1814"/>
+          </w:tcPr>
+          <w:p>
+            <w:r/>
+            <w:r>
+              <w:rPr>
+                <w:sz w:val="18"/>
+              </w:rPr>
+              <w:t>sí</w:t>
+            </w:r>
+          </w:p>
+        </w:tc>
+        <w:tc>
+          <w:tcPr>
+            <w:tcW w:type="dxa" w:w="1701"/>
+          </w:tcPr>
+          <w:p>
+            <w:r/>
+            <w:r>
+              <w:rPr>
+                <w:sz w:val="18"/>
+              </w:rPr>
+              <w:t>EST-030</w:t>
+            </w:r>
+          </w:p>
+        </w:tc>
+        <w:tc>
+          <w:tcPr>
+            <w:tcW w:type="dxa" w:w="2041"/>
+          </w:tcPr>
+          <w:p>
+            <w:r/>
+            <w:r>
+              <w:rPr>
+                <w:sz w:val="18"/>
+              </w:rPr>
+              <w:t>sí</w:t>
+            </w:r>
+          </w:p>
+        </w:tc>
+      </w:tr>
+      <w:tr>
+        <w:tc>
+          <w:tcPr>
+            <w:tcW w:type="dxa" w:w="2268"/>
+          </w:tcPr>
+          <w:p>
+            <w:r/>
+            <w:r>
+              <w:rPr>
+                <w:sz w:val="18"/>
+              </w:rPr>
+              <w:t>Onallah2023_PASA16</w:t>
+            </w:r>
+          </w:p>
+        </w:tc>
+        <w:tc>
+          <w:tcPr>
+            <w:tcW w:type="dxa" w:w="1814"/>
+          </w:tcPr>
+          <w:p>
+            <w:r/>
+            <w:r>
+              <w:rPr>
+                <w:sz w:val="18"/>
+              </w:rPr>
+              <w:t>sí</w:t>
+            </w:r>
+          </w:p>
+        </w:tc>
+        <w:tc>
+          <w:tcPr>
+            <w:tcW w:type="dxa" w:w="1701"/>
+          </w:tcPr>
+          <w:p>
+            <w:r/>
+            <w:r>
+              <w:rPr>
+                <w:sz w:val="18"/>
+              </w:rPr>
+              <w:t>EST-003</w:t>
+            </w:r>
+          </w:p>
+        </w:tc>
+        <w:tc>
+          <w:tcPr>
+            <w:tcW w:type="dxa" w:w="2041"/>
+          </w:tcPr>
+          <w:p>
+            <w:r/>
+            <w:r>
+              <w:rPr>
+                <w:sz w:val="18"/>
+              </w:rPr>
+              <w:t>sí</w:t>
+            </w:r>
+          </w:p>
+        </w:tc>
+      </w:tr>
+      <w:tr>
+        <w:tc>
+          <w:tcPr>
+            <w:tcW w:type="dxa" w:w="2268"/>
+          </w:tcPr>
+          <w:p>
+            <w:r/>
+            <w:r>
+              <w:rPr>
+                <w:sz w:val="18"/>
+              </w:rPr>
+              <w:t>PardoFreire2025</w:t>
+            </w:r>
+          </w:p>
+        </w:tc>
+        <w:tc>
+          <w:tcPr>
+            <w:tcW w:type="dxa" w:w="1814"/>
+          </w:tcPr>
+          <w:p>
+            <w:r/>
+            <w:r>
+              <w:rPr>
+                <w:sz w:val="18"/>
+              </w:rPr>
+              <w:t>sí</w:t>
+            </w:r>
+          </w:p>
+        </w:tc>
+        <w:tc>
+          <w:tcPr>
+            <w:tcW w:type="dxa" w:w="1701"/>
+          </w:tcPr>
+          <w:p>
+            <w:r/>
+            <w:r>
+              <w:rPr>
+                <w:sz w:val="18"/>
+              </w:rPr>
+              <w:t>EST-058</w:t>
+            </w:r>
+          </w:p>
+        </w:tc>
+        <w:tc>
+          <w:tcPr>
+            <w:tcW w:type="dxa" w:w="2041"/>
+          </w:tcPr>
+          <w:p>
+            <w:r/>
+            <w:r>
+              <w:rPr>
+                <w:sz w:val="18"/>
+              </w:rPr>
+              <w:t>sí</w:t>
+            </w:r>
+          </w:p>
+        </w:tc>
+      </w:tr>
+      <w:tr>
+        <w:tc>
+          <w:tcPr>
+            <w:tcW w:type="dxa" w:w="2268"/>
+          </w:tcPr>
+          <w:p>
+            <w:r/>
+            <w:r>
+              <w:rPr>
+                <w:sz w:val="18"/>
+              </w:rPr>
+              <w:t>Pirnay2024</w:t>
+            </w:r>
+          </w:p>
+        </w:tc>
+        <w:tc>
+          <w:tcPr>
+            <w:tcW w:type="dxa" w:w="1814"/>
+          </w:tcPr>
+          <w:p>
+            <w:r/>
+            <w:r>
+              <w:rPr>
+                <w:sz w:val="18"/>
+              </w:rPr>
+              <w:t>sí</w:t>
+            </w:r>
+          </w:p>
+        </w:tc>
+        <w:tc>
+          <w:tcPr>
+            <w:tcW w:type="dxa" w:w="1701"/>
+          </w:tcPr>
+          <w:p>
+            <w:r/>
+            <w:r>
+              <w:rPr>
+                <w:sz w:val="18"/>
+              </w:rPr>
+              <w:t>EST-108</w:t>
+            </w:r>
+          </w:p>
+        </w:tc>
+        <w:tc>
+          <w:tcPr>
+            <w:tcW w:type="dxa" w:w="2041"/>
+          </w:tcPr>
+          <w:p>
+            <w:r/>
+            <w:r>
+              <w:rPr>
+                <w:sz w:val="18"/>
+              </w:rPr>
+              <w:t>sí</w:t>
+            </w:r>
+          </w:p>
+        </w:tc>
+      </w:tr>
+      <w:tr>
+        <w:tc>
+          <w:tcPr>
+            <w:tcW w:type="dxa" w:w="2268"/>
+          </w:tcPr>
+          <w:p>
+            <w:r/>
+            <w:r>
+              <w:rPr>
+                <w:sz w:val="18"/>
+              </w:rPr>
+              <w:t>Racenis2022_femur</w:t>
+            </w:r>
+          </w:p>
+        </w:tc>
+        <w:tc>
+          <w:tcPr>
+            <w:tcW w:type="dxa" w:w="1814"/>
+          </w:tcPr>
+          <w:p>
+            <w:r/>
+            <w:r>
+              <w:rPr>
+                <w:sz w:val="18"/>
+              </w:rPr>
+              <w:t>sí</w:t>
+            </w:r>
+          </w:p>
+        </w:tc>
+        <w:tc>
+          <w:tcPr>
+            <w:tcW w:type="dxa" w:w="1701"/>
+          </w:tcPr>
+          <w:p>
+            <w:r/>
+            <w:r>
+              <w:rPr>
+                <w:sz w:val="18"/>
+              </w:rPr>
+              <w:t>EST-016</w:t>
+            </w:r>
+          </w:p>
+        </w:tc>
+        <w:tc>
+          <w:tcPr>
+            <w:tcW w:type="dxa" w:w="2041"/>
+          </w:tcPr>
+          <w:p>
+            <w:r/>
+            <w:r>
+              <w:rPr>
+                <w:sz w:val="18"/>
+              </w:rPr>
+              <w:t>sí</w:t>
+            </w:r>
+          </w:p>
+        </w:tc>
+      </w:tr>
+      <w:tr>
+        <w:tc>
+          <w:tcPr>
+            <w:tcW w:type="dxa" w:w="2268"/>
+          </w:tcPr>
+          <w:p>
+            <w:r/>
+            <w:r>
+              <w:rPr>
+                <w:sz w:val="18"/>
+              </w:rPr>
+              <w:t>Racenis2023_LVAD</w:t>
+            </w:r>
+          </w:p>
+        </w:tc>
+        <w:tc>
+          <w:tcPr>
+            <w:tcW w:type="dxa" w:w="1814"/>
+          </w:tcPr>
+          <w:p>
+            <w:r/>
+            <w:r>
+              <w:rPr>
+                <w:sz w:val="18"/>
+              </w:rPr>
+              <w:t>sí</w:t>
+            </w:r>
+          </w:p>
+        </w:tc>
+        <w:tc>
+          <w:tcPr>
+            <w:tcW w:type="dxa" w:w="1701"/>
+          </w:tcPr>
+          <w:p>
+            <w:r/>
+            <w:r>
+              <w:rPr>
+                <w:sz w:val="18"/>
+              </w:rPr>
+              <w:t>EST-124</w:t>
+            </w:r>
+          </w:p>
+        </w:tc>
+        <w:tc>
+          <w:tcPr>
+            <w:tcW w:type="dxa" w:w="2041"/>
+          </w:tcPr>
+          <w:p>
+            <w:r/>
+            <w:r>
+              <w:rPr>
+                <w:sz w:val="18"/>
+              </w:rPr>
+              <w:t>sí</w:t>
+            </w:r>
+          </w:p>
+        </w:tc>
+      </w:tr>
+      <w:tr>
+        <w:tc>
+          <w:tcPr>
+            <w:tcW w:type="dxa" w:w="2268"/>
+          </w:tcPr>
+          <w:p>
+            <w:r/>
+            <w:r>
+              <w:rPr>
+                <w:sz w:val="18"/>
+              </w:rPr>
+              <w:t>Ronit2024</w:t>
+            </w:r>
+          </w:p>
+        </w:tc>
+        <w:tc>
+          <w:tcPr>
+            <w:tcW w:type="dxa" w:w="1814"/>
+          </w:tcPr>
+          <w:p>
+            <w:r/>
+            <w:r>
+              <w:rPr>
+                <w:sz w:val="18"/>
+              </w:rPr>
+              <w:t>sí</w:t>
+            </w:r>
+          </w:p>
+        </w:tc>
+        <w:tc>
+          <w:tcPr>
+            <w:tcW w:type="dxa" w:w="1701"/>
+          </w:tcPr>
+          <w:p>
+            <w:r/>
+            <w:r>
+              <w:rPr>
+                <w:sz w:val="18"/>
+              </w:rPr>
+              <w:t>—</w:t>
+            </w:r>
+          </w:p>
+        </w:tc>
+        <w:tc>
+          <w:tcPr>
+            <w:tcW w:type="dxa" w:w="2041"/>
+          </w:tcPr>
+          <w:p>
+            <w:r/>
+            <w:r>
+              <w:rPr>
+                <w:sz w:val="18"/>
+              </w:rPr>
+              <w:t>no</w:t>
+            </w:r>
+          </w:p>
+        </w:tc>
+      </w:tr>
+      <w:tr>
+        <w:tc>
+          <w:tcPr>
+            <w:tcW w:type="dxa" w:w="2268"/>
+          </w:tcPr>
+          <w:p>
+            <w:r/>
+            <w:r>
+              <w:rPr>
+                <w:sz w:val="18"/>
+              </w:rPr>
+              <w:t>Rubalskii2020</w:t>
+            </w:r>
+          </w:p>
+        </w:tc>
+        <w:tc>
+          <w:tcPr>
+            <w:tcW w:type="dxa" w:w="1814"/>
+          </w:tcPr>
+          <w:p>
+            <w:r/>
+            <w:r>
+              <w:rPr>
+                <w:sz w:val="18"/>
+              </w:rPr>
+              <w:t>sí</w:t>
+            </w:r>
+          </w:p>
+        </w:tc>
+        <w:tc>
+          <w:tcPr>
+            <w:tcW w:type="dxa" w:w="1701"/>
+          </w:tcPr>
+          <w:p>
+            <w:r/>
+            <w:r>
+              <w:rPr>
+                <w:sz w:val="18"/>
+              </w:rPr>
+              <w:t>EST-074</w:t>
+            </w:r>
+          </w:p>
+        </w:tc>
+        <w:tc>
+          <w:tcPr>
+            <w:tcW w:type="dxa" w:w="2041"/>
+          </w:tcPr>
+          <w:p>
+            <w:r/>
+            <w:r>
+              <w:rPr>
+                <w:sz w:val="18"/>
+              </w:rPr>
+              <w:t>sí</w:t>
+            </w:r>
+          </w:p>
+        </w:tc>
+      </w:tr>
+      <w:tr>
+        <w:tc>
+          <w:tcPr>
+            <w:tcW w:type="dxa" w:w="2268"/>
+          </w:tcPr>
+          <w:p>
+            <w:r/>
+            <w:r>
+              <w:rPr>
+                <w:sz w:val="18"/>
+              </w:rPr>
+              <w:t>Teney2024</w:t>
+            </w:r>
+          </w:p>
+        </w:tc>
+        <w:tc>
+          <w:tcPr>
+            <w:tcW w:type="dxa" w:w="1814"/>
+          </w:tcPr>
+          <w:p>
+            <w:r/>
+            <w:r>
+              <w:rPr>
+                <w:sz w:val="18"/>
+              </w:rPr>
+              <w:t>sí</w:t>
+            </w:r>
+          </w:p>
+        </w:tc>
+        <w:tc>
+          <w:tcPr>
+            <w:tcW w:type="dxa" w:w="1701"/>
+          </w:tcPr>
+          <w:p>
+            <w:r/>
+            <w:r>
+              <w:rPr>
+                <w:sz w:val="18"/>
+              </w:rPr>
+              <w:t>EST-006</w:t>
+            </w:r>
+          </w:p>
+        </w:tc>
+        <w:tc>
+          <w:tcPr>
+            <w:tcW w:type="dxa" w:w="2041"/>
+          </w:tcPr>
+          <w:p>
+            <w:r/>
+            <w:r>
+              <w:rPr>
+                <w:sz w:val="18"/>
+              </w:rPr>
+              <w:t>sí</w:t>
+            </w:r>
+          </w:p>
+        </w:tc>
+      </w:tr>
+      <w:tr>
+        <w:tc>
+          <w:tcPr>
+            <w:tcW w:type="dxa" w:w="2268"/>
+          </w:tcPr>
+          <w:p>
+            <w:r/>
+            <w:r>
+              <w:rPr>
+                <w:sz w:val="18"/>
+              </w:rPr>
+              <w:t>Tkhilaishvili2020</w:t>
+            </w:r>
+          </w:p>
+        </w:tc>
+        <w:tc>
+          <w:tcPr>
+            <w:tcW w:type="dxa" w:w="1814"/>
+          </w:tcPr>
+          <w:p>
+            <w:r/>
+            <w:r>
+              <w:rPr>
+                <w:sz w:val="18"/>
+              </w:rPr>
+              <w:t>sí</w:t>
+            </w:r>
+          </w:p>
+        </w:tc>
+        <w:tc>
+          <w:tcPr>
+            <w:tcW w:type="dxa" w:w="1701"/>
+          </w:tcPr>
+          <w:p>
+            <w:r/>
+            <w:r>
+              <w:rPr>
+                <w:sz w:val="18"/>
+              </w:rPr>
+              <w:t>EST-047</w:t>
+            </w:r>
+          </w:p>
+        </w:tc>
+        <w:tc>
+          <w:tcPr>
+            <w:tcW w:type="dxa" w:w="2041"/>
+          </w:tcPr>
+          <w:p>
+            <w:r/>
+            <w:r>
+              <w:rPr>
+                <w:sz w:val="18"/>
+              </w:rPr>
+              <w:t>sí</w:t>
+            </w:r>
+          </w:p>
+        </w:tc>
+      </w:tr>
+      <w:tr>
+        <w:tc>
+          <w:tcPr>
+            <w:tcW w:type="dxa" w:w="2268"/>
+          </w:tcPr>
+          <w:p>
+            <w:r/>
+            <w:r>
+              <w:rPr>
+                <w:sz w:val="18"/>
+              </w:rPr>
+              <w:t>Weiner2025_BX004A</w:t>
+            </w:r>
+          </w:p>
+        </w:tc>
+        <w:tc>
+          <w:tcPr>
+            <w:tcW w:type="dxa" w:w="1814"/>
+          </w:tcPr>
+          <w:p>
+            <w:r/>
+            <w:r>
+              <w:rPr>
+                <w:sz w:val="18"/>
+              </w:rPr>
+              <w:t>sí</w:t>
+            </w:r>
+          </w:p>
+        </w:tc>
+        <w:tc>
+          <w:tcPr>
+            <w:tcW w:type="dxa" w:w="1701"/>
+          </w:tcPr>
+          <w:p>
+            <w:r/>
+            <w:r>
+              <w:rPr>
+                <w:sz w:val="18"/>
+              </w:rPr>
+              <w:t>EST-008</w:t>
+            </w:r>
+          </w:p>
+        </w:tc>
+        <w:tc>
+          <w:tcPr>
+            <w:tcW w:type="dxa" w:w="2041"/>
+          </w:tcPr>
+          <w:p>
+            <w:r/>
+            <w:r>
+              <w:rPr>
+                <w:sz w:val="18"/>
+              </w:rPr>
+              <w:t>sí</w:t>
+            </w:r>
+          </w:p>
+        </w:tc>
+      </w:tr>
+      <w:tr>
+        <w:tc>
+          <w:tcPr>
+            <w:tcW w:type="dxa" w:w="2268"/>
+          </w:tcPr>
+          <w:p>
+            <w:r/>
+            <w:r>
+              <w:rPr>
+                <w:sz w:val="18"/>
+              </w:rPr>
+              <w:t>Yang2025</w:t>
+            </w:r>
+          </w:p>
+        </w:tc>
+        <w:tc>
+          <w:tcPr>
+            <w:tcW w:type="dxa" w:w="1814"/>
+          </w:tcPr>
+          <w:p>
+            <w:r/>
+            <w:r>
+              <w:rPr>
+                <w:sz w:val="18"/>
+              </w:rPr>
+              <w:t>sí</w:t>
+            </w:r>
+          </w:p>
+        </w:tc>
+        <w:tc>
+          <w:tcPr>
+            <w:tcW w:type="dxa" w:w="1701"/>
+          </w:tcPr>
+          <w:p>
+            <w:r/>
+            <w:r>
+              <w:rPr>
+                <w:sz w:val="18"/>
+              </w:rPr>
+              <w:t>EST-011</w:t>
+            </w:r>
+          </w:p>
+        </w:tc>
+        <w:tc>
+          <w:tcPr>
+            <w:tcW w:type="dxa" w:w="2041"/>
+          </w:tcPr>
+          <w:p>
+            <w:r/>
+            <w:r>
+              <w:rPr>
+                <w:sz w:val="18"/>
+              </w:rPr>
+              <w:t>sí</w:t>
+            </w:r>
+          </w:p>
+        </w:tc>
+      </w:tr>
+      <w:tr>
+        <w:tc>
+          <w:tcPr>
+            <w:tcW w:type="dxa" w:w="2268"/>
+          </w:tcPr>
+          <w:p>
+            <w:r/>
+            <w:r>
+              <w:rPr>
+                <w:sz w:val="18"/>
+              </w:rPr>
+              <w:t>Zaldastanishvili2021</w:t>
+            </w:r>
+          </w:p>
+        </w:tc>
+        <w:tc>
+          <w:tcPr>
+            <w:tcW w:type="dxa" w:w="1814"/>
+          </w:tcPr>
+          <w:p>
+            <w:r/>
+            <w:r>
+              <w:rPr>
+                <w:sz w:val="18"/>
+              </w:rPr>
+              <w:t>sí</w:t>
+            </w:r>
+          </w:p>
+        </w:tc>
+        <w:tc>
+          <w:tcPr>
+            <w:tcW w:type="dxa" w:w="1701"/>
+          </w:tcPr>
+          <w:p>
+            <w:r/>
+            <w:r>
+              <w:rPr>
+                <w:sz w:val="18"/>
+              </w:rPr>
+              <w:t>EST-038</w:t>
+            </w:r>
+          </w:p>
+        </w:tc>
+        <w:tc>
+          <w:tcPr>
+            <w:tcW w:type="dxa" w:w="2041"/>
+          </w:tcPr>
+          <w:p>
+            <w:r/>
+            <w:r>
+              <w:rPr>
+                <w:sz w:val="18"/>
+              </w:rPr>
+              <w:t>sí</w:t>
+            </w:r>
+          </w:p>
+        </w:tc>
+      </w:tr>
+    </w:tbl>
+    <w:p/>
     <w:p>
       <w:pPr>
         <w:pStyle w:val="Heading2"/>
@@ -324,7 +3640,7 @@
     </w:p>
     <w:p>
       <w:r>
-        <w:t>En una ejecución intermedia la auditoría falló: una regla de exclusión mal calibrada eliminaba todos los informes de un estudio incluido. La regla se corrigió antes de continuar. El fallo y su corrección constan en el registro del proyecto. Se informa aquí porque una auditoría que solo se reporta cuando pasa no demuestra nada.</w:t>
+        <w:t>En una ejecución intermedia la auditoría falló: una regla de exclusión mal calibrada eliminaba todos los informes de un estudio incluido. La regla se corrigió antes de continuar. El fallo y su corrección constan en el registro del proyecto (commit 39b2291, 4 de agosto de 2026: un lote de títulos que emitió el modelo excluyó a Ronit 2024 porque su título en PubMed era «[Not Available]»; la corrección se añadió como fila nueva del registro solo-anexar). Se informa aquí porque una auditoría que solo se reporta cuando pasa no demuestra nada.</w:t>
       </w:r>
     </w:p>
     <w:p>
@@ -334,7 +3650,7 @@
           <w:color w:val="444444"/>
           <w:sz w:val="17"/>
         </w:rPr>
-        <w:t>El conjunto de control se fijó ANTES del cribado. Elegirlo después de ver los resultados lo convertiría en una descripción del resultado en vez de en una prueba.</w:t>
+        <w:t>El conjunto de control se fijó antes del cribado: elegirlo después de ver los resultados lo convertiría en una descripción del resultado en vez de en una prueba. Pero con él se diseñaron también las ecuaciones de búsqueda, de modo que prueba lo que pierde la selección, no la sensibilidad de la búsqueda.</w:t>
       </w:r>
     </w:p>
     <w:sectPr>

--- a/verificables revisión sistemática/S6_auditoria_controles_positivos.docx
+++ b/verificables revisión sistemática/S6_auditoria_controles_positivos.docx
@@ -366,7 +366,7 @@
           <w:color w:val="444444"/>
           <w:sz w:val="17"/>
         </w:rPr>
-        <w:t>Recalculado en cada pasada desde los registros de cribado (screening_stage1_all.csv y los registros solo-anexar de las etapas 2 y 3) y desde quality_reports/corpus_identifier_index.txt, por PMID y a nivel de estudio, como la auditoría del canal.</w:t>
+        <w:t>Recalculado en cada pasada desde los registros de cribado (screening_stage1_all.csv y los registros solo-anexar de las etapas 2 y 3 del cribado vigente, que son S3) y desde quality_reports/corpus_identifier_index.txt, por PMID y a nivel de estudio, como la auditoría del canal.</w:t>
       </w:r>
     </w:p>
     <w:p>
@@ -379,7 +379,7 @@
     </w:p>
     <w:p>
       <w:r>
-        <w:t>La restricción a inglés y español, adoptada el 11 de agosto de 2026 con el cribado ya cerrado, excluyó en la etapa de resumen a 1 de los 40 controles comprobables: Ronit et al. (2024), un caso de fagoterapia en prótesis vascular infectada por P. aeruginosa publicado en danés en Ugeskrift for Læger. No es un fallo del cribado, porque el estudio se identificó y se clasificó correctamente, sino el precio del criterio. Hasta esa enmienda, la auditoría pasaba 40 de 40 en las tres etapas.</w:t>
+        <w:t>La restricción a inglés y español, adoptada el 11 de agosto de 2026 con el cribado ya cerrado, excluyó en la etapa de resumen a 1 de los 40 controles comprobables: Ronit et al. (2024), un caso de fagoterapia en prótesis vascular infectada por P. aeruginosa publicado en danés en Ugeskrift for Læger. No es un fallo del cribado, porque el estudio se identificó y se clasificó correctamente, sino el precio del criterio. Hasta esa enmienda, la auditoría pasaba 40 de 40 en las tres etapas del cribado vigente (el fallo de la primera pasada se cuenta abajo).</w:t>
       </w:r>
     </w:p>
     <w:p>
@@ -3640,7 +3640,7 @@
     </w:p>
     <w:p>
       <w:r>
-        <w:t>En una ejecución intermedia la auditoría falló: una regla de exclusión mal calibrada eliminaba todos los informes de un estudio incluido. La regla se corrigió antes de continuar. El fallo y su corrección constan en el registro del proyecto (commit 39b2291, 4 de agosto de 2026: un lote de títulos que emitió el modelo excluyó a Ronit 2024 porque su título en PubMed era «[Not Available]»; la corrección se añadió como fila nueva del registro solo-anexar). Se informa aquí porque una auditoría que solo se reporta cuando pasa no demuestra nada.</w:t>
+        <w:t>En la primera pasada del cribado, el 4 de agosto de 2026 por la mañana sobre el brazo A de PubMed, la auditoría falló: un hueco en las reglas —el lote excluía por defecto un título que no se podía juzgar— eliminaba todos los informes de un estudio incluido. El modelo enunció entonces la regla que faltaba (un título que no se puede juzgar no se excluye por el título) y la aplicó antes de continuar. El fallo y su corrección constan en el registro del proyecto (commit 39b2291: un lote de títulos que emitió el modelo excluyó a Ronit 2024 porque su título en PubMed era «[Not Available]»; la corrección, que emitió también el modelo, se añadió a las 06:35 como fila nueva del registro solo-anexar de esa pasada). Esa fila está en revision_sistematica/cribado/screening_stage2_decisions.csv, no en S3: el cribado del pozo sustituyó a la primera pasada, y en S3 el registro de Ronit 2024 tiene una sola decisión de título (pasa a resumen, el 5 de agosto de 2026 a las 00:32). Se informa aquí porque una auditoría que solo se reporta cuando pasa no demuestra nada.</w:t>
       </w:r>
     </w:p>
     <w:p>
